--- a/PP-salygos/templates/TSD_LTEN_PASIULYMAS.docx
+++ b/PP-salygos/templates/TSD_LTEN_PASIULYMAS.docx
@@ -149,7 +149,6 @@
                 <w:szCs w:val="20"/>
               </w:rPr>
             </w:pPr>
-            <w:commentRangeStart w:id="0"/>
             <w:r>
               <w:rPr>
                 <w:rFonts w:ascii="Arial" w:hAnsi="Arial" w:cs="Arial"/>
@@ -160,18 +159,6 @@
                 <w:szCs w:val="20"/>
               </w:rPr>
               <w:t xml:space="preserve">PIRMINIS/GALUTINIS </w:t>
-            </w:r>
-            <w:commentRangeEnd w:id="0"/>
-            <w:r>
-              <w:rPr>
-                <w:rStyle w:val="CommentReference"/>
-                <w:rFonts w:ascii="Arial" w:hAnsi="Arial" w:cs="Arial"/>
-                <w:b/>
-                <w:bCs/>
-                <w:sz w:val="20"/>
-                <w:szCs w:val="20"/>
-              </w:rPr>
-              <w:commentReference w:id="0"/>
             </w:r>
             <w:r>
               <w:rPr>
@@ -259,7 +246,7 @@
                 <w:sz w:val="20"/>
                 <w:szCs w:val="20"/>
               </w:rPr>
-              <w:t>/ĮMONĖS PAVADINIMAS/</w:t>
+              <w:t>ĮMONĖS PAVADINIMAS</w:t>
             </w:r>
             <w:r>
               <w:rPr>
@@ -293,6 +280,16 @@
               </w:rPr>
               <w:t xml:space="preserve"> </w:t>
             </w:r>
+          </w:p>
+          <w:p>
+            <w:pPr>
+              <w:jc w:val="center"/>
+              <w:rPr>
+                <w:rFonts w:ascii="Arial" w:hAnsi="Arial" w:cs="Arial"/>
+                <w:sz w:val="20"/>
+                <w:szCs w:val="20"/>
+              </w:rPr>
+            </w:pPr>
             <w:r>
               <w:rPr>
                 <w:rFonts w:ascii="Arial" w:hAnsi="Arial" w:cs="Arial"/>
@@ -304,16 +301,6 @@
               </w:rPr>
               <w:t xml:space="preserve">PREKIŲ / PASLAUGŲ / DARBŲ </w:t>
             </w:r>
-          </w:p>
-          <w:p>
-            <w:pPr>
-              <w:jc w:val="center"/>
-              <w:rPr>
-                <w:rFonts w:ascii="Arial" w:hAnsi="Arial" w:cs="Arial"/>
-                <w:sz w:val="20"/>
-                <w:szCs w:val="20"/>
-              </w:rPr>
-            </w:pPr>
             <w:r>
               <w:rPr>
                 <w:rFonts w:ascii="Arial" w:hAnsi="Arial" w:cs="Arial"/>
@@ -421,7 +408,7 @@
                 <w:u w:val="none"/>
                 <w:lang w:val="en-GB"/>
               </w:rPr>
-              <w:t>/ĮMONĖS PAVADINIMAS/</w:t>
+              <w:t>ĮMONĖS PAVADINIMAS</w:t>
             </w:r>
           </w:p>
         </w:tc>
@@ -832,7 +819,7 @@
                 <w:szCs w:val="20"/>
               </w:rPr>
             </w:pPr>
-            <w:bookmarkStart w:id="1" w:name="_Toc329443224"/>
+            <w:bookmarkStart w:id="0" w:name="_Toc329443224"/>
             <w:r>
               <w:rPr>
                 <w:rFonts w:ascii="Arial" w:hAnsi="Arial" w:cs="Arial"/>
@@ -843,7 +830,7 @@
               </w:rPr>
               <w:t>INFORMACIJA APIE TIEKĖJĄ</w:t>
             </w:r>
-            <w:bookmarkEnd w:id="1"/>
+            <w:bookmarkEnd w:id="0"/>
             <w:r>
               <w:rPr>
                 <w:rFonts w:ascii="Arial" w:hAnsi="Arial" w:cs="Arial"/>
@@ -1372,7 +1359,18 @@
                 <w:sz w:val="20"/>
                 <w:szCs w:val="20"/>
               </w:rPr>
-              <w:t>Tiekėjo/kiekvieno Tiekėjų grupės nario elektroninio pašto adresas, kuriuo turėtų būti siunčiamas Veiklos partnerių patikros klausimynas pildymui</w:t>
+              <w:t xml:space="preserve">Tiekėjo/kiekvieno Tiekėjų grupės nario elektroninio pašto adresas, kuriuo turėtų būti siunčiamas Veiklos </w:t>
+            </w:r>
+            <w:r>
+              <w:rPr>
+                <w:rFonts w:ascii="Arial" w:hAnsi="Arial" w:cs="Arial"/>
+                <w:b/>
+                <w:bCs/>
+                <w:sz w:val="20"/>
+                <w:szCs w:val="20"/>
+              </w:rPr>
+              <w:lastRenderedPageBreak/>
+              <w:t>partnerių patikros klausimynas pildymui</w:t>
             </w:r>
           </w:p>
         </w:tc>
@@ -1401,7 +1399,20 @@
                 <w:szCs w:val="20"/>
                 <w:lang w:val="en-GB"/>
               </w:rPr>
-              <w:t>The email address of the Supplier / each member of the group of Suppliers to which the Business Partner due</w:t>
+              <w:lastRenderedPageBreak/>
+              <w:t xml:space="preserve">The email address of the Supplier / each member of the group of Suppliers to which the Business </w:t>
+            </w:r>
+            <w:r>
+              <w:rPr>
+                <w:rFonts w:ascii="Arial" w:hAnsi="Arial" w:cs="Arial"/>
+                <w:b/>
+                <w:bCs/>
+                <w:sz w:val="20"/>
+                <w:szCs w:val="20"/>
+                <w:lang w:val="en-GB"/>
+              </w:rPr>
+              <w:lastRenderedPageBreak/>
+              <w:t>Partner due</w:t>
             </w:r>
             <w:r>
               <w:rPr>
@@ -1625,19 +1636,7 @@
                 <w:szCs w:val="20"/>
                 <w:lang w:val="en-GB"/>
               </w:rPr>
-              <w:t xml:space="preserve"> by a Supplier group, the codes of all the </w:t>
-            </w:r>
-            <w:r>
-              <w:rPr>
-                <w:rFonts w:ascii="Arial" w:hAnsi="Arial" w:cs="Arial"/>
-                <w:i/>
-                <w:iCs/>
-                <w:sz w:val="20"/>
-                <w:szCs w:val="20"/>
-                <w:lang w:val="en-GB"/>
-              </w:rPr>
-              <w:lastRenderedPageBreak/>
-              <w:t>Supplier group members shall be indicated.</w:t>
+              <w:t xml:space="preserve"> by a Supplier group, the codes of all the Supplier group members shall be indicated.</w:t>
             </w:r>
           </w:p>
         </w:tc>
@@ -2041,7 +2040,7 @@
                 <w:szCs w:val="20"/>
               </w:rPr>
             </w:pPr>
-            <w:bookmarkStart w:id="2" w:name="_Toc329443226"/>
+            <w:bookmarkStart w:id="1" w:name="_Toc329443226"/>
             <w:r>
               <w:rPr>
                 <w:rFonts w:ascii="Arial" w:hAnsi="Arial" w:cs="Arial"/>
@@ -2052,7 +2051,7 @@
               </w:rPr>
               <w:t>SUTIKIMAS SU PIRKIMO SĄLYGOMIS</w:t>
             </w:r>
-            <w:bookmarkEnd w:id="2"/>
+            <w:bookmarkEnd w:id="1"/>
           </w:p>
         </w:tc>
         <w:tc>
@@ -2168,7 +2167,7 @@
                 <w:lang w:val="en-GB"/>
               </w:rPr>
             </w:pPr>
-            <w:bookmarkStart w:id="3" w:name="_Hlk27647018"/>
+            <w:bookmarkStart w:id="2" w:name="_Hlk27647018"/>
             <w:r>
               <w:rPr>
                 <w:rFonts w:ascii="Arial" w:hAnsi="Arial" w:cs="Arial"/>
@@ -2250,7 +2249,7 @@
               </w:rPr>
               <w:t>onditions.</w:t>
             </w:r>
-            <w:bookmarkEnd w:id="3"/>
+            <w:bookmarkEnd w:id="2"/>
           </w:p>
         </w:tc>
       </w:tr>
@@ -2307,7 +2306,7 @@
                 <w:lang w:eastAsia="zh-CN"/>
               </w:rPr>
             </w:pPr>
-            <w:commentRangeStart w:id="4"/>
+            <w:commentRangeStart w:id="3"/>
             <w:r>
               <w:rPr>
                 <w:rFonts w:ascii="Arial" w:hAnsi="Arial" w:cs="Arial"/>
@@ -2323,7 +2322,7 @@
               </w:rPr>
               <w:t>Tiekėjas privalo pasirinkti tinkamą Pasiūlymo 1.2 punkto variantą, o netinkamą išbraukti:</w:t>
             </w:r>
-            <w:commentRangeEnd w:id="4"/>
+            <w:commentRangeEnd w:id="3"/>
             <w:r>
               <w:rPr>
                 <w:rStyle w:val="CommentReference"/>
@@ -2336,7 +2335,7 @@
                 <w:highlight w:val="yellow"/>
                 <w:lang w:eastAsia="zh-CN"/>
               </w:rPr>
-              <w:commentReference w:id="4"/>
+              <w:commentReference w:id="3"/>
             </w:r>
           </w:p>
           <w:p>
@@ -2513,6 +2512,7 @@
                 <w:u w:val="single"/>
                 <w:lang w:val="en-GB"/>
               </w:rPr>
+              <w:lastRenderedPageBreak/>
               <w:t>The Supplier must choose the appropriate option of paragraph 1.2 of the Tender and delete the other one:</w:t>
             </w:r>
           </w:p>
@@ -2641,6 +2641,7 @@
                 <w:szCs w:val="20"/>
                 <w:lang w:val="en-GB"/>
               </w:rPr>
+              <w:lastRenderedPageBreak/>
               <w:t>or (only in the case of Initial Tender):</w:t>
             </w:r>
           </w:p>
@@ -3366,7 +3367,7 @@
                 <w:lang w:eastAsia="zh-CN"/>
               </w:rPr>
             </w:pPr>
-            <w:commentRangeStart w:id="5"/>
+            <w:commentRangeStart w:id="4"/>
             <w:r>
               <w:rPr>
                 <w:rFonts w:ascii="Arial" w:hAnsi="Arial" w:cs="Arial"/>
@@ -3442,7 +3443,7 @@
               </w:rPr>
               <w:t xml:space="preserve"> punkto variantą, o netinkamą išbraukti:</w:t>
             </w:r>
-            <w:commentRangeEnd w:id="5"/>
+            <w:commentRangeEnd w:id="4"/>
             <w:r>
               <w:rPr>
                 <w:rStyle w:val="CommentReference"/>
@@ -3455,7 +3456,7 @@
                 <w:highlight w:val="yellow"/>
                 <w:lang w:eastAsia="zh-CN"/>
               </w:rPr>
-              <w:commentReference w:id="5"/>
+              <w:commentReference w:id="4"/>
             </w:r>
           </w:p>
           <w:p>
@@ -3548,9 +3549,18 @@
                 <w:sz w:val="20"/>
                 <w:szCs w:val="20"/>
               </w:rPr>
-              <w:t xml:space="preserve"> pripažintos nesaugia branduolinės elektrinės statyboje trečiojoje šalyje ar jos veikloje</w:t>
-            </w:r>
-            <w:bookmarkStart w:id="6" w:name="_Hlk90277662"/>
+              <w:t xml:space="preserve"> pripažintos nesaugia branduolinės elektrinės statyboje </w:t>
+            </w:r>
+            <w:r>
+              <w:rPr>
+                <w:rFonts w:ascii="Arial" w:hAnsi="Arial" w:cs="Arial"/>
+                <w:sz w:val="20"/>
+                <w:szCs w:val="20"/>
+              </w:rPr>
+              <w:lastRenderedPageBreak/>
+              <w:t>trečiojoje šalyje ar jos veikloje</w:t>
+            </w:r>
+            <w:bookmarkStart w:id="5" w:name="_Hlk90277662"/>
             <w:r>
               <w:rPr>
                 <w:rStyle w:val="FootnoteReference"/>
@@ -3560,23 +3570,14 @@
               </w:rPr>
               <w:footnoteReference w:id="6"/>
             </w:r>
-            <w:bookmarkEnd w:id="6"/>
-            <w:r>
-              <w:rPr>
-                <w:rFonts w:ascii="Arial" w:hAnsi="Arial" w:cs="Arial"/>
-                <w:sz w:val="20"/>
-                <w:szCs w:val="20"/>
-              </w:rPr>
-              <w:t xml:space="preserve">, su tokios elektrinės veikla susijusios elektros energetikos infrastruktūros plėtros projektuose, kaip nurodyta </w:t>
-            </w:r>
-            <w:r>
-              <w:rPr>
-                <w:rFonts w:ascii="Arial" w:hAnsi="Arial" w:cs="Arial"/>
-                <w:sz w:val="20"/>
-                <w:szCs w:val="20"/>
-              </w:rPr>
-              <w:lastRenderedPageBreak/>
-              <w:t>Lietuvos Respublikos būtinųjų priemonių, skirtų apsisaugoti nuo trečiųjų šalių nesaugių branduolinių elektrinių keliamų grėsmių, įstatyme</w:t>
+            <w:bookmarkEnd w:id="5"/>
+            <w:r>
+              <w:rPr>
+                <w:rFonts w:ascii="Arial" w:hAnsi="Arial" w:cs="Arial"/>
+                <w:sz w:val="20"/>
+                <w:szCs w:val="20"/>
+              </w:rPr>
+              <w:t>, su tokios elektrinės veikla susijusios elektros energetikos infrastruktūros plėtros projektuose, kaip nurodyta Lietuvos Respublikos būtinųjų priemonių, skirtų apsisaugoti nuo trečiųjų šalių nesaugių branduolinių elektrinių keliamų grėsmių, įstatyme</w:t>
             </w:r>
           </w:p>
           <w:p>
@@ -3822,7 +3823,17 @@
                 <w:szCs w:val="20"/>
                 <w:lang w:val="en-GB"/>
               </w:rPr>
-              <w:t xml:space="preserve"> unsafe nuclear power plant in a third country or its activities, in the development of electricity infrastructure related to such a power plant, as specified in the Republic of Lithuania to protect against the unsafe threats posed by nuclear power plants in third countries</w:t>
+              <w:t xml:space="preserve"> unsafe nuclear power plant in a third country or its activities, in the development of electricity infrastructure related to such a power plant, as </w:t>
+            </w:r>
+            <w:r>
+              <w:rPr>
+                <w:rFonts w:ascii="Arial" w:hAnsi="Arial" w:cs="Arial"/>
+                <w:sz w:val="20"/>
+                <w:szCs w:val="20"/>
+                <w:lang w:val="en-GB"/>
+              </w:rPr>
+              <w:lastRenderedPageBreak/>
+              <w:t>specified in the Republic of Lithuania to protect against the unsafe threats posed by nuclear power plants in third countries</w:t>
             </w:r>
             <w:r>
               <w:rPr>
@@ -3871,7 +3882,6 @@
                 <w:szCs w:val="20"/>
                 <w:lang w:val="en-GB"/>
               </w:rPr>
-              <w:lastRenderedPageBreak/>
               <w:t>or</w:t>
             </w:r>
           </w:p>
@@ -3911,7 +3921,7 @@
               </w:rPr>
               <w:t xml:space="preserve">. </w:t>
             </w:r>
-            <w:bookmarkStart w:id="7" w:name="_Hlk94691167"/>
+            <w:bookmarkStart w:id="6" w:name="_Hlk94691167"/>
             <w:r>
               <w:rPr>
                 <w:rFonts w:ascii="Arial" w:hAnsi="Arial" w:cs="Arial"/>
@@ -3939,7 +3949,7 @@
               </w:rPr>
               <w:t xml:space="preserve">, we inform that we and/or entities controlled by us (if any) </w:t>
             </w:r>
-            <w:bookmarkStart w:id="8" w:name="_Hlk94690795"/>
+            <w:bookmarkStart w:id="7" w:name="_Hlk94690795"/>
             <w:r>
               <w:rPr>
                 <w:rFonts w:ascii="Arial" w:hAnsi="Arial" w:cs="Arial"/>
@@ -3949,7 +3959,7 @@
               </w:rPr>
               <w:t>have participated and/or are participating in</w:t>
             </w:r>
-            <w:bookmarkEnd w:id="8"/>
+            <w:bookmarkEnd w:id="7"/>
             <w:r>
               <w:rPr>
                 <w:rFonts w:ascii="Arial" w:hAnsi="Arial" w:cs="Arial"/>
@@ -3986,7 +3996,7 @@
               </w:rPr>
               <w:footnoteReference w:id="11"/>
             </w:r>
-            <w:bookmarkEnd w:id="7"/>
+            <w:bookmarkEnd w:id="6"/>
             <w:r>
               <w:rPr>
                 <w:rFonts w:ascii="Arial" w:hAnsi="Arial" w:cs="Arial"/>
@@ -4686,17 +4696,7 @@
                 <w:szCs w:val="20"/>
                 <w:lang w:eastAsia="zh-CN"/>
               </w:rPr>
-              <w:t xml:space="preserve">. punkte nurodytos informacijos pagrindu Pirkimo laimėjimo atveju Perkantysis subjektas gali inicijuoti Lietuvos Respublikos nacionaliniam saugumui užtikrinti svarbių </w:t>
-            </w:r>
-            <w:r>
-              <w:rPr>
-                <w:rFonts w:ascii="Arial" w:hAnsi="Arial" w:cs="Arial"/>
-                <w:sz w:val="20"/>
-                <w:szCs w:val="20"/>
-                <w:lang w:eastAsia="zh-CN"/>
-              </w:rPr>
-              <w:lastRenderedPageBreak/>
-              <w:t xml:space="preserve">objektų apsaugos įstatymo 13 straipsnyje numatytą sandorių atitikties nacionalinio saugumo interesams patikrą. </w:t>
+              <w:t xml:space="preserve">. punkte nurodytos informacijos pagrindu Pirkimo laimėjimo atveju Perkantysis subjektas gali inicijuoti Lietuvos Respublikos nacionaliniam saugumui užtikrinti svarbių objektų apsaugos įstatymo 13 straipsnyje numatytą sandorių atitikties nacionalinio saugumo interesams patikrą. </w:t>
             </w:r>
           </w:p>
         </w:tc>
@@ -4728,7 +4728,6 @@
                 <w:szCs w:val="20"/>
                 <w:lang w:val="en-GB"/>
               </w:rPr>
-              <w:lastRenderedPageBreak/>
               <w:t xml:space="preserve">We are aware that based on the information specified in </w:t>
             </w:r>
             <w:r>
@@ -4774,17 +4773,7 @@
                 <w:szCs w:val="20"/>
                 <w:lang w:val="en-GB"/>
               </w:rPr>
-              <w:t xml:space="preserve">, in the event of winning the Procurement, the Contracting Entity may initiate the verification of compliance of agreements with the interests of </w:t>
-            </w:r>
-            <w:r>
-              <w:rPr>
-                <w:rFonts w:ascii="Arial" w:hAnsi="Arial" w:cs="Arial"/>
-                <w:sz w:val="20"/>
-                <w:szCs w:val="20"/>
-                <w:lang w:val="en-GB"/>
-              </w:rPr>
-              <w:lastRenderedPageBreak/>
-              <w:t>national security provided for in Article 13 of the Law on the Protection of Objects Important for National Security of the Republic of Lithuania.</w:t>
+              <w:t>, in the event of winning the Procurement, the Contracting Entity may initiate the verification of compliance of agreements with the interests of national security provided for in Article 13 of the Law on the Protection of Objects Important for National Security of the Republic of Lithuania.</w:t>
             </w:r>
           </w:p>
         </w:tc>
@@ -4813,7 +4802,6 @@
                 <w:sz w:val="20"/>
                 <w:szCs w:val="20"/>
               </w:rPr>
-              <w:lastRenderedPageBreak/>
               <w:t>1.</w:t>
             </w:r>
             <w:r>
@@ -4918,8 +4906,8 @@
               </w:rPr>
               <w:t xml:space="preserve"> when on the basis of the contract agreement, the circumstances defined in Article of  13 Part 4 (1) the Law on the Protection of Objects of Importance for Ensuring National Security of the Republic of Lithuania deem to arise, and:</w:t>
             </w:r>
-            <w:commentRangeStart w:id="9"/>
-            <w:commentRangeEnd w:id="9"/>
+            <w:commentRangeStart w:id="8"/>
+            <w:commentRangeEnd w:id="8"/>
             <w:r>
               <w:rPr>
                 <w:rStyle w:val="CommentReference"/>
@@ -4928,7 +4916,7 @@
                 <w:szCs w:val="20"/>
                 <w:lang w:val="en-GB"/>
               </w:rPr>
-              <w:commentReference w:id="9"/>
+              <w:commentReference w:id="8"/>
             </w:r>
           </w:p>
         </w:tc>
@@ -5493,7 +5481,6 @@
                 <w:lang w:eastAsia="zh-CN"/>
               </w:rPr>
             </w:pPr>
-            <w:commentRangeStart w:id="10"/>
             <w:r>
               <w:rPr>
                 <w:rFonts w:ascii="Arial" w:hAnsi="Arial" w:cs="Arial"/>
@@ -5575,7 +5562,7 @@
               </w:rPr>
               <w:t>iekėjo siūlomų prekių gamintojas ar juos kontroliuojantys asmenys yra juridiniai asmenys, registruoti </w:t>
             </w:r>
-            <w:bookmarkStart w:id="11" w:name="n6a6b547665cc4359a13596df424e79dd"/>
+            <w:bookmarkStart w:id="9" w:name="n6a6b547665cc4359a13596df424e79dd"/>
             <w:r>
               <w:rPr>
                 <w:rFonts w:ascii="Arial" w:hAnsi="Arial" w:cs="Arial"/>
@@ -5629,7 +5616,7 @@
               </w:rPr>
               <w:fldChar w:fldCharType="end"/>
             </w:r>
-            <w:bookmarkEnd w:id="11"/>
+            <w:bookmarkEnd w:id="9"/>
             <w:r>
               <w:rPr>
                 <w:rFonts w:ascii="Arial" w:hAnsi="Arial" w:cs="Arial"/>
@@ -5657,17 +5644,6 @@
                 <w:lang w:eastAsia="zh-CN"/>
               </w:rPr>
               <w:t>;</w:t>
-            </w:r>
-            <w:commentRangeEnd w:id="10"/>
-            <w:r>
-              <w:rPr>
-                <w:rStyle w:val="CommentReference"/>
-                <w:rFonts w:ascii="Arial" w:hAnsi="Arial" w:cs="Arial"/>
-                <w:sz w:val="20"/>
-                <w:szCs w:val="20"/>
-                <w:lang w:eastAsia="zh-CN"/>
-              </w:rPr>
-              <w:commentReference w:id="10"/>
             </w:r>
           </w:p>
         </w:tc>
@@ -5827,7 +5803,6 @@
                 <w:lang w:eastAsia="zh-CN"/>
               </w:rPr>
             </w:pPr>
-            <w:commentRangeStart w:id="12"/>
             <w:r>
               <w:rPr>
                 <w:rFonts w:ascii="Arial" w:hAnsi="Arial" w:cs="Arial"/>
@@ -5909,7 +5884,7 @@
               </w:rPr>
               <w:t>iekėjo siūlomų prekių gamintojas ar juos kontroliuojantys asmenys yra fiziniai asmenys, nuolat gyvenantys </w:t>
             </w:r>
-            <w:bookmarkStart w:id="13" w:name="nbc5213948cca47198d2d2f781dd59ab3"/>
+            <w:bookmarkStart w:id="10" w:name="nbc5213948cca47198d2d2f781dd59ab3"/>
             <w:r>
               <w:rPr>
                 <w:rFonts w:ascii="Arial" w:hAnsi="Arial" w:cs="Arial"/>
@@ -5963,7 +5938,7 @@
               </w:rPr>
               <w:fldChar w:fldCharType="end"/>
             </w:r>
-            <w:bookmarkEnd w:id="13"/>
+            <w:bookmarkEnd w:id="10"/>
             <w:r>
               <w:rPr>
                 <w:rFonts w:ascii="Arial" w:hAnsi="Arial" w:cs="Arial"/>
@@ -5971,27 +5946,7 @@
                 <w:szCs w:val="20"/>
                 <w:lang w:eastAsia="zh-CN"/>
               </w:rPr>
-              <w:t xml:space="preserve"> 92 straipsnio 15 dalyje </w:t>
-            </w:r>
-            <w:commentRangeEnd w:id="12"/>
-            <w:r>
-              <w:rPr>
-                <w:rStyle w:val="CommentReference"/>
-                <w:rFonts w:ascii="Arial" w:hAnsi="Arial" w:cs="Arial"/>
-                <w:sz w:val="20"/>
-                <w:szCs w:val="20"/>
-                <w:lang w:eastAsia="zh-CN"/>
-              </w:rPr>
-              <w:commentReference w:id="12"/>
-            </w:r>
-            <w:r>
-              <w:rPr>
-                <w:rFonts w:ascii="Arial" w:hAnsi="Arial" w:cs="Arial"/>
-                <w:sz w:val="20"/>
-                <w:szCs w:val="20"/>
-                <w:lang w:eastAsia="zh-CN"/>
-              </w:rPr>
-              <w:t>numatytame sąraše nurodytose valstybėse ar teritorijose arba turintys šių valstybių pilietybę;</w:t>
+              <w:t> 92 straipsnio 15 dalyje numatytame sąraše nurodytose valstybėse ar teritorijose arba turintys šių valstybių pilietybę;</w:t>
             </w:r>
           </w:p>
         </w:tc>
@@ -6121,7 +6076,6 @@
                 <w:lang w:eastAsia="zh-CN"/>
               </w:rPr>
             </w:pPr>
-            <w:commentRangeStart w:id="14"/>
             <w:r>
               <w:rPr>
                 <w:rFonts w:ascii="Arial" w:hAnsi="Arial" w:cs="Arial"/>
@@ -6130,17 +6084,6 @@
                 <w:szCs w:val="20"/>
               </w:rPr>
               <w:t>prekių kilmė yra ar paslaugos teikiamos iš VPĮ 92 straipsnio 15 dalyje numatytame sąraše nurodytų valstybių ar teritorijų;</w:t>
-            </w:r>
-            <w:commentRangeEnd w:id="14"/>
-            <w:r>
-              <w:rPr>
-                <w:rStyle w:val="CommentReference"/>
-                <w:rFonts w:ascii="Arial" w:hAnsi="Arial" w:cs="Arial"/>
-                <w:sz w:val="20"/>
-                <w:szCs w:val="20"/>
-                <w:lang w:eastAsia="zh-CN"/>
-              </w:rPr>
-              <w:commentReference w:id="14"/>
             </w:r>
           </w:p>
         </w:tc>
@@ -6249,7 +6192,6 @@
                 <w:lang w:eastAsia="zh-CN"/>
               </w:rPr>
             </w:pPr>
-            <w:commentRangeStart w:id="15"/>
             <w:r>
               <w:rPr>
                 <w:rFonts w:ascii="Arial" w:hAnsi="Arial" w:cs="Arial"/>
@@ -6275,7 +6217,7 @@
                 <w:szCs w:val="20"/>
                 <w:lang w:eastAsia="zh-CN"/>
               </w:rPr>
-              <w:t>.1 ir 1.</w:t>
+              <w:t xml:space="preserve">.1 ir </w:t>
             </w:r>
             <w:r>
               <w:rPr>
@@ -6284,6 +6226,16 @@
                 <w:szCs w:val="20"/>
                 <w:lang w:eastAsia="zh-CN"/>
               </w:rPr>
+              <w:lastRenderedPageBreak/>
+              <w:t>1.</w:t>
+            </w:r>
+            <w:r>
+              <w:rPr>
+                <w:rFonts w:ascii="Arial" w:hAnsi="Arial" w:cs="Arial"/>
+                <w:sz w:val="20"/>
+                <w:szCs w:val="20"/>
+                <w:lang w:eastAsia="zh-CN"/>
+              </w:rPr>
               <w:t>8</w:t>
             </w:r>
             <w:r>
@@ -6294,17 +6246,6 @@
                 <w:lang w:eastAsia="zh-CN"/>
               </w:rPr>
               <w:t>.2 punktuose nurodyti subjektai ar su jais ketinamas sudaryti (sudarytas) sandoris neatitinka nacionalinio saugumo interesų.</w:t>
-            </w:r>
-            <w:commentRangeEnd w:id="15"/>
-            <w:r>
-              <w:rPr>
-                <w:rStyle w:val="CommentReference"/>
-                <w:rFonts w:ascii="Arial" w:hAnsi="Arial" w:cs="Arial"/>
-                <w:sz w:val="20"/>
-                <w:szCs w:val="20"/>
-                <w:lang w:eastAsia="zh-CN"/>
-              </w:rPr>
-              <w:commentReference w:id="15"/>
             </w:r>
           </w:p>
         </w:tc>
@@ -6336,7 +6277,18 @@
                 <w:szCs w:val="20"/>
                 <w:lang w:val="en-GB"/>
               </w:rPr>
-              <w:t>The Government of the Republic of Lithuania, in accordance with the criteria established in the Law on the Protection of Objects Important for Ensuring National Security, has adopted a decision confirming that the entities specified in Clauses 1.</w:t>
+              <w:lastRenderedPageBreak/>
+              <w:t xml:space="preserve">The Government of the Republic of Lithuania, in accordance with the criteria established in the Law on the Protection of Objects Important for Ensuring National Security, has adopted a decision confirming that the entities </w:t>
+            </w:r>
+            <w:r>
+              <w:rPr>
+                <w:rFonts w:ascii="Arial" w:hAnsi="Arial" w:cs="Arial"/>
+                <w:sz w:val="20"/>
+                <w:szCs w:val="20"/>
+                <w:lang w:val="en-GB"/>
+              </w:rPr>
+              <w:lastRenderedPageBreak/>
+              <w:t>specified in Clauses 1.</w:t>
             </w:r>
             <w:r>
               <w:rPr>
@@ -6611,7 +6563,7 @@
                 <w:szCs w:val="20"/>
               </w:rPr>
             </w:pPr>
-            <w:commentRangeStart w:id="16"/>
+            <w:commentRangeStart w:id="11"/>
             <w:r>
               <w:rPr>
                 <w:rFonts w:ascii="Arial" w:eastAsia="Times New Roman" w:hAnsi="Arial" w:cs="Arial"/>
@@ -6622,7 +6574,7 @@
               </w:rPr>
               <w:t>Patvirtinu, kad mano atstovaujamo Tiekėjo sudėtyje nėra Rusijos dalyvavimo, viršijančio 2014 m. liepos 31 d. Tarybos reglamento (ES) Nr. 833/2014 dėl ribojamųjų priemonių atsižvelgiant į Rusijos veiksmus, kuriais destabilizuojama padėtis Ukrainoje, su pakeitimais, padarytais 2022 m. balandžio 8 d. Tarybos reglamentu (ES) Nr. 2022/576, 5k straipsnyje nustatytas ribas. Visų pirma patvirtinu, kad:</w:t>
             </w:r>
-            <w:commentRangeEnd w:id="16"/>
+            <w:commentRangeEnd w:id="11"/>
             <w:r>
               <w:rPr>
                 <w:rStyle w:val="CommentReference"/>
@@ -6630,7 +6582,7 @@
                 <w:sz w:val="20"/>
                 <w:szCs w:val="20"/>
               </w:rPr>
-              <w:commentReference w:id="16"/>
+              <w:commentReference w:id="11"/>
             </w:r>
           </w:p>
         </w:tc>
@@ -6709,7 +6661,7 @@
                 <w:szCs w:val="20"/>
               </w:rPr>
             </w:pPr>
-            <w:bookmarkStart w:id="17" w:name="_Hlk121286676"/>
+            <w:bookmarkStart w:id="12" w:name="_Hlk121286676"/>
             <w:r>
               <w:rPr>
                 <w:rFonts w:ascii="Arial" w:eastAsia="Times New Roman" w:hAnsi="Arial" w:cs="Arial"/>
@@ -6720,7 +6672,7 @@
               </w:rPr>
               <w:t>mano atstovaujamas Tiekėjas (ir nė vienas iš Tiekėjų grupės narių) nėra Rusijos pilietis arba Rusijoje įsisteigęs fizinis ar juridinis asmuo, subjektas ar įstaiga;</w:t>
             </w:r>
-            <w:bookmarkEnd w:id="17"/>
+            <w:bookmarkEnd w:id="12"/>
           </w:p>
         </w:tc>
         <w:tc>
@@ -6793,7 +6745,7 @@
                 <w:szCs w:val="20"/>
               </w:rPr>
             </w:pPr>
-            <w:bookmarkStart w:id="18" w:name="_Hlk121286691"/>
+            <w:bookmarkStart w:id="13" w:name="_Hlk121286691"/>
             <w:r>
               <w:rPr>
                 <w:rFonts w:ascii="Arial" w:eastAsia="Times New Roman" w:hAnsi="Arial" w:cs="Arial"/>
@@ -6836,7 +6788,7 @@
               </w:rPr>
               <w:t xml:space="preserve"> punkto a) papunktyje nurodytam subjektui;</w:t>
             </w:r>
-            <w:bookmarkEnd w:id="18"/>
+            <w:bookmarkEnd w:id="13"/>
           </w:p>
         </w:tc>
         <w:tc>
@@ -6971,7 +6923,7 @@
                 <w:szCs w:val="20"/>
               </w:rPr>
             </w:pPr>
-            <w:bookmarkStart w:id="19" w:name="_Hlk121286797"/>
+            <w:bookmarkStart w:id="14" w:name="_Hlk121286797"/>
             <w:r>
               <w:rPr>
                 <w:rFonts w:ascii="Arial" w:eastAsia="Times New Roman" w:hAnsi="Arial" w:cs="Arial"/>
@@ -7014,7 +6966,7 @@
               </w:rPr>
               <w:t xml:space="preserve"> punkto a) arba b) papunktyje nurodyto subjekto vardu ar jo nurodymu;</w:t>
             </w:r>
-            <w:bookmarkEnd w:id="19"/>
+            <w:bookmarkEnd w:id="14"/>
           </w:p>
         </w:tc>
         <w:tc>
@@ -7149,7 +7101,7 @@
                 <w:szCs w:val="20"/>
               </w:rPr>
             </w:pPr>
-            <w:bookmarkStart w:id="20" w:name="_Hlk121286806"/>
+            <w:bookmarkStart w:id="15" w:name="_Hlk121286806"/>
             <w:r>
               <w:rPr>
                 <w:rFonts w:ascii="Arial" w:eastAsia="Times New Roman" w:hAnsi="Arial" w:cs="Arial"/>
@@ -7203,7 +7155,7 @@
               </w:rPr>
               <w:t xml:space="preserve"> punkto a)-c) papunkčiuose išvardyti subjektai nedalyvauja Subtiekėjais, tiekėjais ar Ūkio subjektais, kurių pajėgumais remiamasi, tais atvejais, kai jiems tenka daugiau kaip 10 % Sutarties vertės.</w:t>
             </w:r>
-            <w:bookmarkEnd w:id="20"/>
+            <w:bookmarkEnd w:id="15"/>
           </w:p>
         </w:tc>
         <w:tc>
@@ -7363,7 +7315,7 @@
                 <w:szCs w:val="20"/>
               </w:rPr>
             </w:pPr>
-            <w:bookmarkStart w:id="21" w:name="_Hlk120885554"/>
+            <w:bookmarkStart w:id="16" w:name="_Hlk120885554"/>
             <w:r>
               <w:rPr>
                 <w:rFonts w:ascii="Arial" w:eastAsia="Times New Roman" w:hAnsi="Arial" w:cs="Arial"/>
@@ -7433,7 +7385,7 @@
               </w:rPr>
               <w:t xml:space="preserve">Jungtinių Tautų saugumo tarybos, Europos Sąjungos, kitų tarptautinių organizacijų, kurių narė yra arba kuriose dalyvauja Lietuvos Respublika ar Jungtinių Amerikos Valstijų sankcijos (ribojamosios priemonės). </w:t>
             </w:r>
-            <w:bookmarkEnd w:id="21"/>
+            <w:bookmarkEnd w:id="16"/>
           </w:p>
         </w:tc>
         <w:tc>
@@ -7464,7 +7416,17 @@
                 <w:szCs w:val="20"/>
                 <w:lang w:val="en-GB"/>
               </w:rPr>
-              <w:t>I declare under honour that the supplier, sub-suppliers whom I have invoked or will invoke in the future, economic operators whose capabilities I rely on and/or will rely on, manufacturers of goods, or the legal or natural persons who control them  are not subject to international sanctions (restrictive measures) implemented by the United Nations Security Council, the European Union, other international organizations of which the Republic of Lithuania is a member or participant, or by the United States of America. The controlling person is understood as defined in the Competition Law of the Republic of Lithuania.</w:t>
+              <w:t xml:space="preserve">I declare under honour that the supplier, sub-suppliers whom I have invoked or will invoke in the future, economic operators whose capabilities I rely on and/or will rely on, manufacturers of goods, or the legal or natural persons who control them  are not subject to international sanctions (restrictive measures) implemented by the United Nations Security Council, the European Union, other international organizations of which the Republic of Lithuania is a member or participant, or by the United States of America. The </w:t>
+            </w:r>
+            <w:r>
+              <w:rPr>
+                <w:rFonts w:ascii="Arial" w:hAnsi="Arial" w:cs="Arial"/>
+                <w:sz w:val="20"/>
+                <w:szCs w:val="20"/>
+                <w:lang w:val="en-GB"/>
+              </w:rPr>
+              <w:lastRenderedPageBreak/>
+              <w:t>controlling person is understood as defined in the Competition Law of the Republic of Lithuania.</w:t>
             </w:r>
             <w:r>
               <w:rPr>
@@ -7542,7 +7504,7 @@
                 <w:lang w:eastAsia="zh-CN"/>
               </w:rPr>
             </w:pPr>
-            <w:commentRangeStart w:id="22"/>
+            <w:commentRangeStart w:id="17"/>
             <w:r>
               <w:rPr>
                 <w:rFonts w:ascii="Arial" w:hAnsi="Arial" w:cs="Arial"/>
@@ -7631,7 +7593,7 @@
               </w:rPr>
               <w:t xml:space="preserve"> are  registered (the Supplier, the Sub-supplier, a member of the Supplier group, the Economic entity on whose capacities the Supplier relies on, the Quasi-Sub-supplier, a natural person is not a permanent resident or has a citizenship) in a member state of the European Union, member state of the North Atlantic Treaty Organization or in a third country which is a signatory to the international agreements referred to in Article 29 (4) of the LP</w:t>
             </w:r>
-            <w:commentRangeEnd w:id="22"/>
+            <w:commentRangeEnd w:id="17"/>
             <w:r>
               <w:rPr>
                 <w:rStyle w:val="CommentReference"/>
@@ -7640,7 +7602,7 @@
                 <w:szCs w:val="20"/>
                 <w:lang w:val="en-GB"/>
               </w:rPr>
-              <w:commentReference w:id="22"/>
+              <w:commentReference w:id="17"/>
             </w:r>
           </w:p>
         </w:tc>
@@ -7703,7 +7665,7 @@
                 <w:szCs w:val="20"/>
               </w:rPr>
             </w:pPr>
-            <w:bookmarkStart w:id="23" w:name="_Hlk121286893"/>
+            <w:bookmarkStart w:id="18" w:name="_Hlk121286893"/>
             <w:r>
               <w:rPr>
                 <w:rFonts w:ascii="Arial" w:eastAsia="Times New Roman" w:hAnsi="Arial" w:cs="Arial"/>
@@ -7714,7 +7676,7 @@
               </w:rPr>
               <w:t xml:space="preserve">Deklaruojamoms aplinkybėms pasikeitus, įsipareigoju nedelsiant apie tai informuoti Perkantįjį subjektą. </w:t>
             </w:r>
-            <w:bookmarkEnd w:id="23"/>
+            <w:bookmarkEnd w:id="18"/>
           </w:p>
         </w:tc>
         <w:tc>
@@ -7927,7 +7889,7 @@
                 <w:szCs w:val="20"/>
               </w:rPr>
             </w:pPr>
-            <w:bookmarkStart w:id="24" w:name="_Hlk184799735"/>
+            <w:bookmarkStart w:id="19" w:name="_Hlk184799735"/>
             <w:r>
               <w:rPr>
                 <w:rFonts w:ascii="Arial" w:hAnsi="Arial" w:cs="Arial"/>
@@ -7938,7 +7900,7 @@
               </w:rPr>
               <w:t>ATITIKTIS SOCIALINIAMS REIKALAVIMAMS</w:t>
             </w:r>
-            <w:bookmarkEnd w:id="24"/>
+            <w:bookmarkEnd w:id="19"/>
           </w:p>
         </w:tc>
         <w:tc>
@@ -8023,7 +7985,7 @@
                 <w:lang w:eastAsia="lt-LT"/>
               </w:rPr>
             </w:pPr>
-            <w:bookmarkStart w:id="25" w:name="_Hlk184799753"/>
+            <w:bookmarkStart w:id="20" w:name="_Hlk184799753"/>
             <w:r>
               <w:rPr>
                 <w:rFonts w:ascii="Arial" w:eastAsia="Times New Roman" w:hAnsi="Arial" w:cs="Arial"/>
@@ -8771,7 +8733,7 @@
               </w:rPr>
               <w:t xml:space="preserve">. </w:t>
             </w:r>
-            <w:bookmarkEnd w:id="25"/>
+            <w:bookmarkEnd w:id="20"/>
           </w:p>
         </w:tc>
         <w:tc>
@@ -12524,7 +12486,7 @@
                 <w:szCs w:val="20"/>
               </w:rPr>
             </w:pPr>
-            <w:bookmarkStart w:id="28" w:name="_Hlk150171737"/>
+            <w:bookmarkStart w:id="23" w:name="_Hlk150171737"/>
             <w:r>
               <w:rPr>
                 <w:rFonts w:ascii="Arial" w:hAnsi="Arial" w:cs="Arial"/>
@@ -12566,7 +12528,7 @@
               </w:rPr>
               <w:t>.2. punkte arba kai Tiekėjas buvo paprašytas pagrįsti Pasiūlymo informacijos konfidencialumą ir per Perkančiojo subjekto nustatytą terminą to nepadarė.</w:t>
             </w:r>
-            <w:bookmarkEnd w:id="28"/>
+            <w:bookmarkEnd w:id="23"/>
             <w:r>
               <w:rPr>
                 <w:rFonts w:ascii="Arial" w:hAnsi="Arial" w:cs="Arial"/>
@@ -12602,7 +12564,7 @@
                 <w:lang w:val="en-GB"/>
               </w:rPr>
             </w:pPr>
-            <w:bookmarkStart w:id="29" w:name="_Hlk27650022"/>
+            <w:bookmarkStart w:id="24" w:name="_Hlk27650022"/>
             <w:r>
               <w:rPr>
                 <w:rFonts w:ascii="Arial" w:hAnsi="Arial" w:cs="Arial"/>
@@ -12668,7 +12630,7 @@
               </w:rPr>
               <w:t xml:space="preserve"> </w:t>
             </w:r>
-            <w:bookmarkEnd w:id="29"/>
+            <w:bookmarkEnd w:id="24"/>
             <w:r>
               <w:rPr>
                 <w:rFonts w:ascii="Arial" w:hAnsi="Arial" w:cs="Arial"/>
@@ -13634,7 +13596,7 @@
                 <w:sz w:val="20"/>
                 <w:szCs w:val="20"/>
               </w:rPr>
-              <w:t xml:space="preserve"> vadovaujantis PĮ 32 straipsnio 2 dalimi, VPT ir teismų formuojama praktika, kad tiekėjo duomenys apie pašalinimo pagrindų buvimą/nebuvimą, kvalifikaciniai duomenys, kuriais tiekėjas remiasi siekdamas laimėti viešąjį pirkimą, negali būti laikomi konfidencialia informacija, išskyrus tokius kvalifikaciją pagrindžiančius dokumentus, kuriuos atskleidus būtų pažeisti tiekėjo įsipareigojimai pagal su </w:t>
+              <w:t xml:space="preserve"> vadovaujantis PĮ 32 straipsnio 2 dalimi, VPT ir teismų formuojama praktika, kad tiekėjo duomenys apie pašalinimo pagrindų buvimą/nebuvimą, kvalifikaciniai duomenys, kuriais tiekėjas remiasi siekdamas laimėti viešąjį pirkimą, negali būti laikomi konfidencialia informacija, išskyrus tokius kvalifikaciją pagrindžiančius dokumentus, kuriuos atskleidus būtų pažeisti tiekėjo įsipareigojimai pagal su trečiaisiais asmenimis sudarytas sutartis (PĮ </w:t>
             </w:r>
             <w:r>
               <w:rPr>
@@ -13643,7 +13605,7 @@
                 <w:szCs w:val="20"/>
               </w:rPr>
               <w:lastRenderedPageBreak/>
-              <w:t>trečiaisiais asmenimis sudarytas sutartis (PĮ 32 str. 2 d. 3 p.) arba informacijos atskleidimas negalimas pagal Asmens duomenų teisinės apsaugos įstatymą.</w:t>
+              <w:t>32 str. 2 d. 3 p.) arba informacijos atskleidimas negalimas pagal Asmens duomenų teisinės apsaugos įstatymą.</w:t>
             </w:r>
           </w:p>
         </w:tc>
@@ -13679,7 +13641,7 @@
                 <w:szCs w:val="20"/>
                 <w:lang w:val="en-US"/>
               </w:rPr>
-              <w:t xml:space="preserve"> in accordance with Article 32 (2) of the LP, PPO and case law, that states that the Supplier's data on the existence / absence of grounds for exclusion, the qualification data on which the supplier relies on in order to win the public procurement, cannot be considered confidential, except for such qualification documents, the disclosure of which would violate the Supplier's </w:t>
+              <w:t xml:space="preserve"> in accordance with Article 32 (2) of the LP, PPO and case law, that states that the Supplier's data on the existence / absence of grounds for exclusion, the qualification data on which the supplier relies on in order to win the public procurement, cannot be considered confidential, except for such qualification documents, the disclosure of which would violate the Supplier's obligations under contracts with third parties </w:t>
             </w:r>
             <w:r>
               <w:rPr>
@@ -13690,7 +13652,7 @@
                 <w:lang w:val="en-US"/>
               </w:rPr>
               <w:lastRenderedPageBreak/>
-              <w:t>obligations under contracts with third parties (Article 32 (2) point 3 the LP) or disclosure of information is not possible under the Law on the Legal Protection of Personal Data.</w:t>
+              <w:t>(Article 32 (2) point 3 the LP) or disclosure of information is not possible under the Law on the Legal Protection of Personal Data.</w:t>
             </w:r>
           </w:p>
         </w:tc>
@@ -14145,7 +14107,7 @@
         </w:rPr>
         <w:t xml:space="preserve">name, surname, </w:t>
       </w:r>
-      <w:bookmarkStart w:id="30" w:name="_Hlk112330786"/>
+      <w:bookmarkStart w:id="25" w:name="_Hlk112330786"/>
       <w:r>
         <w:rPr>
           <w:rFonts w:ascii="Arial" w:hAnsi="Arial" w:cs="Arial"/>
@@ -14157,7 +14119,7 @@
         </w:rPr>
         <w:t>signature of the Supplier or a person authorised by the Supplier</w:t>
       </w:r>
-      <w:bookmarkEnd w:id="30"/>
+      <w:bookmarkEnd w:id="25"/>
       <w:r>
         <w:rPr>
           <w:rFonts w:ascii="Arial" w:hAnsi="Arial" w:cs="Arial"/>
@@ -14186,6 +14148,8 @@
       </w:r>
     </w:p>
     <w:sectPr>
+      <w:headerReference w:type="first" r:id="rId11"/>
+      <w:footerReference w:type="first" r:id="rId12"/>
       <w:pgSz w:w="16838" w:h="11906" w:orient="landscape"/>
       <w:pgMar w:top="1701" w:right="1134" w:bottom="567" w:left="1134" w:header="567" w:footer="567" w:gutter="0"/>
       <w:cols w:space="1296"/>
@@ -14198,7 +14162,7 @@
 
 <file path=word/comments.xml><?xml version="1.0" encoding="utf-8"?>
 <w:comments xmlns:wpc="http://schemas.microsoft.com/office/word/2010/wordprocessingCanvas" xmlns:cx="http://schemas.microsoft.com/office/drawing/2014/chartex" xmlns:cx1="http://schemas.microsoft.com/office/drawing/2015/9/8/chartex" xmlns:cx2="http://schemas.microsoft.com/office/drawing/2015/10/21/chartex" xmlns:cx3="http://schemas.microsoft.com/office/drawing/2016/5/9/chartex" xmlns:cx4="http://schemas.microsoft.com/office/drawing/2016/5/10/chartex" xmlns:cx5="http://schemas.microsoft.com/office/drawing/2016/5/11/chartex" xmlns:cx6="http://schemas.microsoft.com/office/drawing/2016/5/12/chartex" xmlns:cx7="http://schemas.microsoft.com/office/drawing/2016/5/13/chartex" xmlns:cx8="http://schemas.microsoft.com/office/drawing/2016/5/14/chartex" xmlns:mc="http://schemas.openxmlformats.org/markup-compatibility/2006" xmlns:aink="http://schemas.microsoft.com/office/drawing/2016/ink" xmlns:am3d="http://schemas.microsoft.com/office/drawing/2017/model3d" xmlns:o="urn:schemas-microsoft-com:office:office" xmlns:oel="http://schemas.microsoft.com/office/2019/extlst" xmlns:r="http://schemas.openxmlformats.org/officeDocument/2006/relationships" xmlns:m="http://schemas.openxmlformats.org/officeDocument/2006/math" xmlns:v="urn:schemas-microsoft-com:vml" xmlns:wp14="http://schemas.microsoft.com/office/word/2010/wordprocessingDrawing" xmlns:wp="http://schemas.openxmlformats.org/drawingml/2006/wordprocessingDrawing" xmlns:w10="urn:schemas-microsoft-com:office:word" xmlns:w="http://schemas.openxmlformats.org/wordprocessingml/2006/main" xmlns:w14="http://schemas.microsoft.com/office/word/2010/wordml" xmlns:w15="http://schemas.microsoft.com/office/word/2012/wordml" xmlns:w16cex="http://schemas.microsoft.com/office/word/2018/wordml/cex" xmlns:w16cid="http://schemas.microsoft.com/office/word/2016/wordml/cid" xmlns:w16="http://schemas.microsoft.com/office/word/2018/wordml" xmlns:w16du="http://schemas.microsoft.com/office/word/2023/wordml/word16du" xmlns:w16sdtdh="http://schemas.microsoft.com/office/word/2020/wordml/sdtdatahash" xmlns:w16sdtfl="http://schemas.microsoft.com/office/word/2024/wordml/sdtformatlock" xmlns:w16se="http://schemas.microsoft.com/office/word/2015/wordml/symex" xmlns:wpg="http://schemas.microsoft.com/office/word/2010/wordprocessingGroup" xmlns:wpi="http://schemas.microsoft.com/office/word/2010/wordprocessingInk" xmlns:wne="http://schemas.microsoft.com/office/word/2006/wordml" xmlns:wps="http://schemas.microsoft.com/office/word/2010/wordprocessingShape" mc:Ignorable="w14 w15 w16se w16cid w16 w16cex w16sdtdh w16sdtfl w16du wp14">
-  <w:comment w:id="0" w:author="Author" w:initials="A">
+  <w:comment w:id="3" w:author="Author" w:initials="A">
     <w:p>
       <w:pPr>
         <w:pStyle w:val="CommentText"/>
@@ -14210,7 +14174,7 @@
         <w:annotationRef/>
       </w:r>
       <w:r>
-        <w:t>Trinti jeigu atviras konkursas.</w:t>
+        <w:t>Jei derybos platesne apimtimi (dėl Pirkimo dokumentų) nevykdomos, vykdomos tik dėl kainos, palikti tik juodą 1.2. punktą. Jei vykdomos - palikti viską ir antrąjį 1.2. punktą pajuodinti.</w:t>
       </w:r>
     </w:p>
   </w:comment>
@@ -14226,11 +14190,11 @@
         <w:annotationRef/>
       </w:r>
       <w:r>
-        <w:t>Jei derybos platesne apimtimi (dėl Pirkimo dokumentų) nevykdomos, vykdomos tik dėl kainos, palikti tik juodą 1.2. punktą. Jei vykdomos - palikti viską ir antrąjį 1.2. punktą pajuodinti.</w:t>
+        <w:t xml:space="preserve">1.5 p. ir 1.6 p. paliekamas, kai DLX nurodyta (paraiškoje), kad pirkimas yra priskiriamas Lietuvoje įgyvendinamam energetikos sistemos infrastruktūros plėtros projektui. Jeigu tokios informacijos DLX nėra, tuomet 1.5 p. ir 1.6 p.  trinti. </w:t>
       </w:r>
     </w:p>
   </w:comment>
-  <w:comment w:id="5" w:author="Author" w:initials="A">
+  <w:comment w:id="8" w:author="Author" w:initials="A">
     <w:p>
       <w:pPr>
         <w:pStyle w:val="CommentText"/>
@@ -14242,11 +14206,14 @@
         <w:annotationRef/>
       </w:r>
       <w:r>
-        <w:t xml:space="preserve">1.5 p. ir 1.6 p. paliekamas, kai DLX nurodyta (paraiškoje), kad pirkimas yra priskiriamas Lietuvoje įgyvendinamam energetikos sistemos infrastruktūros plėtros projektui. Jeigu tokios informacijos DLX nėra, tuomet 1.5 p. ir 1.6 p.  trinti. </w:t>
+        <w:rPr>
+          <w:color w:val="000000"/>
+        </w:rPr>
+        <w:t>Taikoma tik pirkimams, kuriems taikomi nacionalinio saugumo reikalavimai pagal Nacionaliniam saugumui užtikrinti svarbių objektų apsaugos įstatymo 13 straipsnio 4 dalies 1 punkto nuostatas. Jei netaikoma, punktą trinti ir sutvarkyti numeraciją.</w:t>
       </w:r>
     </w:p>
   </w:comment>
-  <w:comment w:id="9" w:author="Author" w:initials="A">
+  <w:comment w:id="11" w:author="Author" w:initials="A">
     <w:p>
       <w:pPr>
         <w:pStyle w:val="CommentText"/>
@@ -14258,187 +14225,11 @@
         <w:annotationRef/>
       </w:r>
       <w:r>
-        <w:rPr>
-          <w:color w:val="000000"/>
-        </w:rPr>
-        <w:t>Taikoma tik pirkimams, kuriems taikomi nacionalinio saugumo reikalavimai pagal Nacionaliniam saugumui užtikrinti svarbių objektų apsaugos įstatymo 13 straipsnio 4 dalies 1 punkto nuostatas. Jei netaikoma, punktą trinti ir sutvarkyti numeraciją.</w:t>
+        <w:t>Punktas paliekamas tik tarptautiniuose pirkimuose. Kitais atvejais punktą ištrinti ir sutvarkyti numeraciją</w:t>
       </w:r>
     </w:p>
   </w:comment>
-  <w:comment w:id="10" w:author="Author" w:initials="A">
-    <w:p>
-      <w:pPr>
-        <w:pStyle w:val="CommentText"/>
-      </w:pPr>
-      <w:r>
-        <w:rPr>
-          <w:rStyle w:val="CommentReference"/>
-        </w:rPr>
-        <w:annotationRef/>
-      </w:r>
-      <w:r>
-        <w:rPr>
-          <w:b/>
-          <w:bCs/>
-        </w:rPr>
-        <w:t xml:space="preserve">Punktas taikomas </w:t>
-      </w:r>
-      <w:r>
-        <w:rPr>
-          <w:b/>
-          <w:bCs/>
-          <w:color w:val="000000"/>
-        </w:rPr>
-        <w:t xml:space="preserve">Mobilizacijos, karo, nepaprastosios padėties atveju ar kai Lietuvos Respublikos Vyriausybė, įvertinusi riziką, kad veiksniai, dėl kurių buvo ar gali būti paskelbta mobilizacija, įvesta karo ar nepaprastoji padėtis, kelia grėsmę nacionaliniam saugumui, yra priėmusi sprendimą dėl šios nuostatos taikymo. Kitu atveju - trinti. </w:t>
-      </w:r>
-      <w:r>
-        <w:rPr>
-          <w:b/>
-          <w:bCs/>
-        </w:rPr>
-        <w:t xml:space="preserve"> </w:t>
-      </w:r>
-    </w:p>
-    <w:p>
-      <w:pPr>
-        <w:pStyle w:val="CommentText"/>
-      </w:pPr>
-      <w:r>
-        <w:rPr>
-          <w:b/>
-          <w:bCs/>
-        </w:rPr>
-        <w:t xml:space="preserve">Dėl gamintojo ištrinti tik jei grynos paslaugos ir nebus jokių prekių. </w:t>
-      </w:r>
-    </w:p>
-  </w:comment>
-  <w:comment w:id="12" w:author="Author" w:initials="A">
-    <w:p>
-      <w:pPr>
-        <w:pStyle w:val="CommentText"/>
-      </w:pPr>
-      <w:r>
-        <w:rPr>
-          <w:rStyle w:val="CommentReference"/>
-        </w:rPr>
-        <w:annotationRef/>
-      </w:r>
-      <w:r>
-        <w:rPr>
-          <w:b/>
-          <w:bCs/>
-        </w:rPr>
-        <w:t xml:space="preserve">Punktas taikomas </w:t>
-      </w:r>
-      <w:r>
-        <w:rPr>
-          <w:b/>
-          <w:bCs/>
-          <w:color w:val="000000"/>
-        </w:rPr>
-        <w:t xml:space="preserve">Mobilizacijos, karo, nepaprastosios padėties atveju ar kai Lietuvos Respublikos Vyriausybė, įvertinusi riziką, kad veiksniai, dėl kurių buvo ar gali būti paskelbta mobilizacija, įvesta karo ar nepaprastoji padėtis, kelia grėsmę nacionaliniam saugumui, yra priėmusi sprendimą dėl šios nuostatos taikymo. Kitu atveju - trinti. </w:t>
-      </w:r>
-      <w:r>
-        <w:rPr>
-          <w:b/>
-          <w:bCs/>
-        </w:rPr>
-        <w:t xml:space="preserve"> </w:t>
-      </w:r>
-    </w:p>
-    <w:p>
-      <w:pPr>
-        <w:pStyle w:val="CommentText"/>
-      </w:pPr>
-      <w:r>
-        <w:rPr>
-          <w:b/>
-          <w:bCs/>
-        </w:rPr>
-        <w:t xml:space="preserve">Dėl gamintojo ištrinti tik jei grynos paslaugos ir nebus jokių prekių. </w:t>
-      </w:r>
-    </w:p>
-  </w:comment>
-  <w:comment w:id="14" w:author="Author" w:initials="A">
-    <w:p>
-      <w:pPr>
-        <w:pStyle w:val="CommentText"/>
-      </w:pPr>
-      <w:r>
-        <w:rPr>
-          <w:rStyle w:val="CommentReference"/>
-        </w:rPr>
-        <w:annotationRef/>
-      </w:r>
-      <w:r>
-        <w:rPr>
-          <w:b/>
-          <w:bCs/>
-        </w:rPr>
-        <w:t xml:space="preserve">Punktas taikomas </w:t>
-      </w:r>
-      <w:r>
-        <w:rPr>
-          <w:b/>
-          <w:bCs/>
-          <w:color w:val="000000"/>
-        </w:rPr>
-        <w:t xml:space="preserve">Mobilizacijos, karo, nepaprastosios padėties atveju ar kai Lietuvos Respublikos Vyriausybė, įvertinusi riziką, kad veiksniai, dėl kurių buvo ar gali būti paskelbta mobilizacija, įvesta karo ar nepaprastoji padėtis, kelia grėsmę nacionaliniam saugumui, yra priėmusi sprendimą dėl šios nuostatos taikymo. </w:t>
-      </w:r>
-    </w:p>
-  </w:comment>
-  <w:comment w:id="15" w:author="Author" w:initials="A">
-    <w:p>
-      <w:pPr>
-        <w:pStyle w:val="CommentText"/>
-      </w:pPr>
-      <w:r>
-        <w:rPr>
-          <w:rStyle w:val="CommentReference"/>
-        </w:rPr>
-        <w:annotationRef/>
-      </w:r>
-      <w:r>
-        <w:rPr>
-          <w:b/>
-          <w:bCs/>
-        </w:rPr>
-        <w:t xml:space="preserve">Punktas taikomas </w:t>
-      </w:r>
-      <w:r>
-        <w:rPr>
-          <w:b/>
-          <w:bCs/>
-          <w:color w:val="000000"/>
-        </w:rPr>
-        <w:t xml:space="preserve">Mobilizacijos, karo, nepaprastosios padėties atveju ar kai Lietuvos Respublikos Vyriausybė, įvertinusi riziką, kad veiksniai, dėl kurių buvo ar gali būti paskelbta mobilizacija, įvesta karo ar nepaprastoji padėtis, kelia grėsmę nacionaliniam saugumui, yra priėmusi sprendimą dėl šios nuostatos taikymo. Kitu atveju - trinti. </w:t>
-      </w:r>
-      <w:r>
-        <w:rPr>
-          <w:b/>
-          <w:bCs/>
-        </w:rPr>
-        <w:t xml:space="preserve"> </w:t>
-      </w:r>
-    </w:p>
-  </w:comment>
-  <w:comment w:id="16" w:author="Author" w:initials="A">
-    <w:p>
-      <w:pPr>
-        <w:pStyle w:val="CommentText"/>
-      </w:pPr>
-      <w:r>
-        <w:rPr>
-          <w:rStyle w:val="CommentReference"/>
-        </w:rPr>
-        <w:annotationRef/>
-      </w:r>
-      <w:r>
-        <w:t>Punktas paliekamas tik tarptautiniuose pirkimuose. Kitais atvejais punktą ištrinti ir sutvarkyti numeraciją</w:t>
-      </w:r>
-    </w:p>
-  </w:comment>
-  <w:comment w:id="22" w:author="Author" w:initials="A">
+  <w:comment w:id="17" w:author="Author" w:initials="A">
     <w:p>
       <w:pPr>
         <w:pStyle w:val="CommentText"/>
@@ -14459,14 +14250,9 @@
 
 <file path=word/commentsExtended.xml><?xml version="1.0" encoding="utf-8"?>
 <w15:commentsEx xmlns:wpc="http://schemas.microsoft.com/office/word/2010/wordprocessingCanvas" xmlns:cx="http://schemas.microsoft.com/office/drawing/2014/chartex" xmlns:cx1="http://schemas.microsoft.com/office/drawing/2015/9/8/chartex" xmlns:cx2="http://schemas.microsoft.com/office/drawing/2015/10/21/chartex" xmlns:cx3="http://schemas.microsoft.com/office/drawing/2016/5/9/chartex" xmlns:cx4="http://schemas.microsoft.com/office/drawing/2016/5/10/chartex" xmlns:cx5="http://schemas.microsoft.com/office/drawing/2016/5/11/chartex" xmlns:cx6="http://schemas.microsoft.com/office/drawing/2016/5/12/chartex" xmlns:cx7="http://schemas.microsoft.com/office/drawing/2016/5/13/chartex" xmlns:cx8="http://schemas.microsoft.com/office/drawing/2016/5/14/chartex" xmlns:mc="http://schemas.openxmlformats.org/markup-compatibility/2006" xmlns:aink="http://schemas.microsoft.com/office/drawing/2016/ink" xmlns:am3d="http://schemas.microsoft.com/office/drawing/2017/model3d" xmlns:o="urn:schemas-microsoft-com:office:office" xmlns:oel="http://schemas.microsoft.com/office/2019/extlst" xmlns:r="http://schemas.openxmlformats.org/officeDocument/2006/relationships" xmlns:m="http://schemas.openxmlformats.org/officeDocument/2006/math" xmlns:v="urn:schemas-microsoft-com:vml" xmlns:wp14="http://schemas.microsoft.com/office/word/2010/wordprocessingDrawing" xmlns:wp="http://schemas.openxmlformats.org/drawingml/2006/wordprocessingDrawing" xmlns:w10="urn:schemas-microsoft-com:office:word" xmlns:w="http://schemas.openxmlformats.org/wordprocessingml/2006/main" xmlns:w14="http://schemas.microsoft.com/office/word/2010/wordml" xmlns:w15="http://schemas.microsoft.com/office/word/2012/wordml" xmlns:w16cex="http://schemas.microsoft.com/office/word/2018/wordml/cex" xmlns:w16cid="http://schemas.microsoft.com/office/word/2016/wordml/cid" xmlns:w16="http://schemas.microsoft.com/office/word/2018/wordml" xmlns:w16du="http://schemas.microsoft.com/office/word/2023/wordml/word16du" xmlns:w16sdtdh="http://schemas.microsoft.com/office/word/2020/wordml/sdtdatahash" xmlns:w16sdtfl="http://schemas.microsoft.com/office/word/2024/wordml/sdtformatlock" xmlns:w16se="http://schemas.microsoft.com/office/word/2015/wordml/symex" xmlns:wpg="http://schemas.microsoft.com/office/word/2010/wordprocessingGroup" xmlns:wpi="http://schemas.microsoft.com/office/word/2010/wordprocessingInk" xmlns:wne="http://schemas.microsoft.com/office/word/2006/wordml" xmlns:wps="http://schemas.microsoft.com/office/word/2010/wordprocessingShape" mc:Ignorable="w14 w15 w16se w16cid w16 w16cex w16sdtdh w16sdtfl w16du wp14">
-  <w15:commentEx w15:paraId="55209031" w15:done="0"/>
   <w15:commentEx w15:paraId="28968180" w15:done="0"/>
   <w15:commentEx w15:paraId="0B9725F3" w15:done="0"/>
   <w15:commentEx w15:paraId="2DE66ACF" w15:done="0"/>
-  <w15:commentEx w15:paraId="4AF889BF" w15:done="0"/>
-  <w15:commentEx w15:paraId="5F2428AA" w15:done="0"/>
-  <w15:commentEx w15:paraId="38C36537" w15:done="0"/>
-  <w15:commentEx w15:paraId="2237A123" w15:done="0"/>
   <w15:commentEx w15:paraId="51B5E5AE" w15:done="0"/>
   <w15:commentEx w15:paraId="341BC210" w15:done="0"/>
 </w15:commentsEx>
@@ -14474,14 +14260,9 @@
 
 <file path=word/commentsIds.xml><?xml version="1.0" encoding="utf-8"?>
 <w16cid:commentsIds xmlns:wpc="http://schemas.microsoft.com/office/word/2010/wordprocessingCanvas" xmlns:cx="http://schemas.microsoft.com/office/drawing/2014/chartex" xmlns:cx1="http://schemas.microsoft.com/office/drawing/2015/9/8/chartex" xmlns:cx2="http://schemas.microsoft.com/office/drawing/2015/10/21/chartex" xmlns:cx3="http://schemas.microsoft.com/office/drawing/2016/5/9/chartex" xmlns:cx4="http://schemas.microsoft.com/office/drawing/2016/5/10/chartex" xmlns:cx5="http://schemas.microsoft.com/office/drawing/2016/5/11/chartex" xmlns:cx6="http://schemas.microsoft.com/office/drawing/2016/5/12/chartex" xmlns:cx7="http://schemas.microsoft.com/office/drawing/2016/5/13/chartex" xmlns:cx8="http://schemas.microsoft.com/office/drawing/2016/5/14/chartex" xmlns:mc="http://schemas.openxmlformats.org/markup-compatibility/2006" xmlns:aink="http://schemas.microsoft.com/office/drawing/2016/ink" xmlns:am3d="http://schemas.microsoft.com/office/drawing/2017/model3d" xmlns:o="urn:schemas-microsoft-com:office:office" xmlns:oel="http://schemas.microsoft.com/office/2019/extlst" xmlns:r="http://schemas.openxmlformats.org/officeDocument/2006/relationships" xmlns:m="http://schemas.openxmlformats.org/officeDocument/2006/math" xmlns:v="urn:schemas-microsoft-com:vml" xmlns:wp14="http://schemas.microsoft.com/office/word/2010/wordprocessingDrawing" xmlns:wp="http://schemas.openxmlformats.org/drawingml/2006/wordprocessingDrawing" xmlns:w10="urn:schemas-microsoft-com:office:word" xmlns:w="http://schemas.openxmlformats.org/wordprocessingml/2006/main" xmlns:w14="http://schemas.microsoft.com/office/word/2010/wordml" xmlns:w15="http://schemas.microsoft.com/office/word/2012/wordml" xmlns:w16cex="http://schemas.microsoft.com/office/word/2018/wordml/cex" xmlns:w16cid="http://schemas.microsoft.com/office/word/2016/wordml/cid" xmlns:w16="http://schemas.microsoft.com/office/word/2018/wordml" xmlns:w16du="http://schemas.microsoft.com/office/word/2023/wordml/word16du" xmlns:w16sdtdh="http://schemas.microsoft.com/office/word/2020/wordml/sdtdatahash" xmlns:w16sdtfl="http://schemas.microsoft.com/office/word/2024/wordml/sdtformatlock" xmlns:w16se="http://schemas.microsoft.com/office/word/2015/wordml/symex" xmlns:wpg="http://schemas.microsoft.com/office/word/2010/wordprocessingGroup" xmlns:wpi="http://schemas.microsoft.com/office/word/2010/wordprocessingInk" xmlns:wne="http://schemas.microsoft.com/office/word/2006/wordml" xmlns:wps="http://schemas.microsoft.com/office/word/2010/wordprocessingShape" mc:Ignorable="w14 w15 w16se w16cid w16 w16cex w16sdtdh w16sdtfl w16du wp14">
-  <w16cid:commentId w16cid:paraId="55209031" w16cid:durableId="26B89909"/>
   <w16cid:commentId w16cid:paraId="28968180" w16cid:durableId="040D29B5"/>
   <w16cid:commentId w16cid:paraId="0B9725F3" w16cid:durableId="04CDD55B"/>
   <w16cid:commentId w16cid:paraId="2DE66ACF" w16cid:durableId="27349423"/>
-  <w16cid:commentId w16cid:paraId="4AF889BF" w16cid:durableId="277376C2"/>
-  <w16cid:commentId w16cid:paraId="5F2428AA" w16cid:durableId="277376D3"/>
-  <w16cid:commentId w16cid:paraId="38C36537" w16cid:durableId="277376FB"/>
-  <w16cid:commentId w16cid:paraId="2237A123" w16cid:durableId="2773771A"/>
   <w16cid:commentId w16cid:paraId="51B5E5AE" w16cid:durableId="2700E3B6"/>
   <w16cid:commentId w16cid:paraId="341BC210" w16cid:durableId="5F2E564E"/>
 </w16cid:commentsIds>
@@ -14512,6 +14293,71 @@
 </w:endnotes>
 </file>
 
+<file path=word/footer1.xml><?xml version="1.0" encoding="utf-8"?>
+<w:ftr xmlns:wpc="http://schemas.microsoft.com/office/word/2010/wordprocessingCanvas" xmlns:cx="http://schemas.microsoft.com/office/drawing/2014/chartex" xmlns:cx1="http://schemas.microsoft.com/office/drawing/2015/9/8/chartex" xmlns:cx2="http://schemas.microsoft.com/office/drawing/2015/10/21/chartex" xmlns:cx3="http://schemas.microsoft.com/office/drawing/2016/5/9/chartex" xmlns:cx4="http://schemas.microsoft.com/office/drawing/2016/5/10/chartex" xmlns:cx5="http://schemas.microsoft.com/office/drawing/2016/5/11/chartex" xmlns:cx6="http://schemas.microsoft.com/office/drawing/2016/5/12/chartex" xmlns:cx7="http://schemas.microsoft.com/office/drawing/2016/5/13/chartex" xmlns:cx8="http://schemas.microsoft.com/office/drawing/2016/5/14/chartex" xmlns:mc="http://schemas.openxmlformats.org/markup-compatibility/2006" xmlns:aink="http://schemas.microsoft.com/office/drawing/2016/ink" xmlns:am3d="http://schemas.microsoft.com/office/drawing/2017/model3d" xmlns:o="urn:schemas-microsoft-com:office:office" xmlns:oel="http://schemas.microsoft.com/office/2019/extlst" xmlns:r="http://schemas.openxmlformats.org/officeDocument/2006/relationships" xmlns:m="http://schemas.openxmlformats.org/officeDocument/2006/math" xmlns:v="urn:schemas-microsoft-com:vml" xmlns:wp14="http://schemas.microsoft.com/office/word/2010/wordprocessingDrawing" xmlns:wp="http://schemas.openxmlformats.org/drawingml/2006/wordprocessingDrawing" xmlns:w10="urn:schemas-microsoft-com:office:word" xmlns:w="http://schemas.openxmlformats.org/wordprocessingml/2006/main" xmlns:w14="http://schemas.microsoft.com/office/word/2010/wordml" xmlns:w15="http://schemas.microsoft.com/office/word/2012/wordml" xmlns:w16cex="http://schemas.microsoft.com/office/word/2018/wordml/cex" xmlns:w16cid="http://schemas.microsoft.com/office/word/2016/wordml/cid" xmlns:w16="http://schemas.microsoft.com/office/word/2018/wordml" xmlns:w16du="http://schemas.microsoft.com/office/word/2023/wordml/word16du" xmlns:w16sdtdh="http://schemas.microsoft.com/office/word/2020/wordml/sdtdatahash" xmlns:w16sdtfl="http://schemas.microsoft.com/office/word/2024/wordml/sdtformatlock" xmlns:w16se="http://schemas.microsoft.com/office/word/2015/wordml/symex" xmlns:wpg="http://schemas.microsoft.com/office/word/2010/wordprocessingGroup" xmlns:wpi="http://schemas.microsoft.com/office/word/2010/wordprocessingInk" xmlns:wne="http://schemas.microsoft.com/office/word/2006/wordml" xmlns:wps="http://schemas.microsoft.com/office/word/2010/wordprocessingShape" mc:Ignorable="w14 w15 w16se w16cid w16 w16cex w16sdtdh w16sdtfl w16du wp14">
+  <w:sdt>
+    <w:sdtPr>
+      <w:id w:val="1776364638"/>
+      <w:docPartObj>
+        <w:docPartGallery w:val="Page Numbers (Bottom of Page)"/>
+        <w:docPartUnique/>
+      </w:docPartObj>
+    </w:sdtPr>
+    <w:sdtEndPr>
+      <w:rPr>
+        <w:rFonts w:ascii="Arial" w:hAnsi="Arial" w:cs="Arial"/>
+      </w:rPr>
+    </w:sdtEndPr>
+    <w:sdtContent>
+      <w:p>
+        <w:pPr>
+          <w:pStyle w:val="Footer"/>
+          <w:jc w:val="center"/>
+          <w:rPr>
+            <w:rFonts w:ascii="Arial" w:hAnsi="Arial" w:cs="Arial"/>
+          </w:rPr>
+        </w:pPr>
+        <w:r>
+          <w:rPr>
+            <w:rFonts w:ascii="Arial" w:hAnsi="Arial" w:cs="Arial"/>
+          </w:rPr>
+          <w:fldChar w:fldCharType="begin"/>
+        </w:r>
+        <w:r>
+          <w:rPr>
+            <w:rFonts w:ascii="Arial" w:hAnsi="Arial" w:cs="Arial"/>
+          </w:rPr>
+          <w:instrText>PAGE   \* MERGEFORMAT</w:instrText>
+        </w:r>
+        <w:r>
+          <w:rPr>
+            <w:rFonts w:ascii="Arial" w:hAnsi="Arial" w:cs="Arial"/>
+          </w:rPr>
+          <w:fldChar w:fldCharType="separate"/>
+        </w:r>
+        <w:r>
+          <w:rPr>
+            <w:rFonts w:ascii="Arial" w:hAnsi="Arial" w:cs="Arial"/>
+          </w:rPr>
+          <w:t>2</w:t>
+        </w:r>
+        <w:r>
+          <w:rPr>
+            <w:rFonts w:ascii="Arial" w:hAnsi="Arial" w:cs="Arial"/>
+          </w:rPr>
+          <w:fldChar w:fldCharType="end"/>
+        </w:r>
+      </w:p>
+    </w:sdtContent>
+  </w:sdt>
+  <w:p>
+    <w:pPr>
+      <w:pStyle w:val="Footer"/>
+    </w:pPr>
+  </w:p>
+</w:ftr>
+</file>
+
 <file path=word/footnotes.xml><?xml version="1.0" encoding="utf-8"?>
 <w:footnotes xmlns:wpc="http://schemas.microsoft.com/office/word/2010/wordprocessingCanvas" xmlns:cx="http://schemas.microsoft.com/office/drawing/2014/chartex" xmlns:cx1="http://schemas.microsoft.com/office/drawing/2015/9/8/chartex" xmlns:cx2="http://schemas.microsoft.com/office/drawing/2015/10/21/chartex" xmlns:cx3="http://schemas.microsoft.com/office/drawing/2016/5/9/chartex" xmlns:cx4="http://schemas.microsoft.com/office/drawing/2016/5/10/chartex" xmlns:cx5="http://schemas.microsoft.com/office/drawing/2016/5/11/chartex" xmlns:cx6="http://schemas.microsoft.com/office/drawing/2016/5/12/chartex" xmlns:cx7="http://schemas.microsoft.com/office/drawing/2016/5/13/chartex" xmlns:cx8="http://schemas.microsoft.com/office/drawing/2016/5/14/chartex" xmlns:mc="http://schemas.openxmlformats.org/markup-compatibility/2006" xmlns:aink="http://schemas.microsoft.com/office/drawing/2016/ink" xmlns:am3d="http://schemas.microsoft.com/office/drawing/2017/model3d" xmlns:o="urn:schemas-microsoft-com:office:office" xmlns:oel="http://schemas.microsoft.com/office/2019/extlst" xmlns:r="http://schemas.openxmlformats.org/officeDocument/2006/relationships" xmlns:m="http://schemas.openxmlformats.org/officeDocument/2006/math" xmlns:v="urn:schemas-microsoft-com:vml" xmlns:wp14="http://schemas.microsoft.com/office/word/2010/wordprocessingDrawing" xmlns:wp="http://schemas.openxmlformats.org/drawingml/2006/wordprocessingDrawing" xmlns:w10="urn:schemas-microsoft-com:office:word" xmlns:w="http://schemas.openxmlformats.org/wordprocessingml/2006/main" xmlns:w14="http://schemas.microsoft.com/office/word/2010/wordml" xmlns:w15="http://schemas.microsoft.com/office/word/2012/wordml" xmlns:w16cex="http://schemas.microsoft.com/office/word/2018/wordml/cex" xmlns:w16cid="http://schemas.microsoft.com/office/word/2016/wordml/cid" xmlns:w16="http://schemas.microsoft.com/office/word/2018/wordml" xmlns:w16du="http://schemas.microsoft.com/office/word/2023/wordml/word16du" xmlns:w16sdtdh="http://schemas.microsoft.com/office/word/2020/wordml/sdtdatahash" xmlns:w16sdtfl="http://schemas.microsoft.com/office/word/2024/wordml/sdtformatlock" xmlns:w16se="http://schemas.microsoft.com/office/word/2015/wordml/symex" xmlns:wpg="http://schemas.microsoft.com/office/word/2010/wordprocessingGroup" xmlns:wpi="http://schemas.microsoft.com/office/word/2010/wordprocessingInk" xmlns:wne="http://schemas.microsoft.com/office/word/2006/wordml" xmlns:wps="http://schemas.microsoft.com/office/word/2010/wordprocessingShape" mc:Ignorable="w14 w15 w16se w16cid w16 w16cex w16sdtdh w16sdtfl w16du wp14">
   <w:footnote w:type="separator" w:id="-1">
@@ -15482,7 +15328,7 @@
         </w:rPr>
         <w:t>Jei perkame fiksuoto įkainio/įkainio su peržiūra būdu (</w:t>
       </w:r>
-      <w:bookmarkStart w:id="26" w:name="_Hlk38969677"/>
+      <w:bookmarkStart w:id="21" w:name="_Hlk38969677"/>
       <w:r>
         <w:rPr>
           <w:rFonts w:ascii="Arial" w:hAnsi="Arial" w:cs="Arial"/>
@@ -15502,7 +15348,7 @@
         </w:rPr>
         <w:t xml:space="preserve"> </w:t>
       </w:r>
-      <w:bookmarkEnd w:id="26"/>
+      <w:bookmarkEnd w:id="21"/>
       <w:r>
         <w:rPr>
           <w:rFonts w:ascii="Arial" w:hAnsi="Arial" w:cs="Arial"/>
@@ -16210,7 +16056,7 @@
         </w:rPr>
         <w:t xml:space="preserve"> – </w:t>
       </w:r>
-      <w:bookmarkStart w:id="27" w:name="_Hlk33627190"/>
+      <w:bookmarkStart w:id="22" w:name="_Hlk33627190"/>
       <w:r>
         <w:rPr>
           <w:rFonts w:ascii="Arial" w:hAnsi="Arial" w:cs="Arial"/>
@@ -16228,7 +16074,7 @@
         </w:rPr>
         <w:t>dokumentų ir duomenų visuma, kuria siūloma tiekti prekes, teikti paslaugas ar atlikti darbus.</w:t>
       </w:r>
-      <w:bookmarkEnd w:id="27"/>
+      <w:bookmarkEnd w:id="22"/>
     </w:p>
   </w:footnote>
   <w:footnote w:id="25">
@@ -16538,7 +16384,7 @@
         </w:rPr>
         <w:t xml:space="preserve">   </w:t>
       </w:r>
-      <w:bookmarkStart w:id="31" w:name="_Hlk112330898"/>
+      <w:bookmarkStart w:id="26" w:name="_Hlk112330898"/>
       <w:r>
         <w:rPr>
           <w:rFonts w:ascii="Arial" w:hAnsi="Arial" w:cs="Arial"/>
@@ -16559,10 +16405,78 @@
         </w:rPr>
         <w:t>If the document is signed by a person authorised by the Supplier's CEO, the Tender must be accompanied by a written power of attorney or other document giving the right to sign.</w:t>
       </w:r>
-      <w:bookmarkEnd w:id="31"/>
+      <w:bookmarkEnd w:id="26"/>
     </w:p>
   </w:footnote>
 </w:footnotes>
+</file>
+
+<file path=word/header1.xml><?xml version="1.0" encoding="utf-8"?>
+<w:hdr xmlns:wpc="http://schemas.microsoft.com/office/word/2010/wordprocessingCanvas" xmlns:cx="http://schemas.microsoft.com/office/drawing/2014/chartex" xmlns:cx1="http://schemas.microsoft.com/office/drawing/2015/9/8/chartex" xmlns:cx2="http://schemas.microsoft.com/office/drawing/2015/10/21/chartex" xmlns:cx3="http://schemas.microsoft.com/office/drawing/2016/5/9/chartex" xmlns:cx4="http://schemas.microsoft.com/office/drawing/2016/5/10/chartex" xmlns:cx5="http://schemas.microsoft.com/office/drawing/2016/5/11/chartex" xmlns:cx6="http://schemas.microsoft.com/office/drawing/2016/5/12/chartex" xmlns:cx7="http://schemas.microsoft.com/office/drawing/2016/5/13/chartex" xmlns:cx8="http://schemas.microsoft.com/office/drawing/2016/5/14/chartex" xmlns:mc="http://schemas.openxmlformats.org/markup-compatibility/2006" xmlns:aink="http://schemas.microsoft.com/office/drawing/2016/ink" xmlns:am3d="http://schemas.microsoft.com/office/drawing/2017/model3d" xmlns:o="urn:schemas-microsoft-com:office:office" xmlns:oel="http://schemas.microsoft.com/office/2019/extlst" xmlns:r="http://schemas.openxmlformats.org/officeDocument/2006/relationships" xmlns:m="http://schemas.openxmlformats.org/officeDocument/2006/math" xmlns:v="urn:schemas-microsoft-com:vml" xmlns:wp14="http://schemas.microsoft.com/office/word/2010/wordprocessingDrawing" xmlns:wp="http://schemas.openxmlformats.org/drawingml/2006/wordprocessingDrawing" xmlns:w10="urn:schemas-microsoft-com:office:word" xmlns:w="http://schemas.openxmlformats.org/wordprocessingml/2006/main" xmlns:w14="http://schemas.microsoft.com/office/word/2010/wordml" xmlns:w15="http://schemas.microsoft.com/office/word/2012/wordml" xmlns:w16cex="http://schemas.microsoft.com/office/word/2018/wordml/cex" xmlns:w16cid="http://schemas.microsoft.com/office/word/2016/wordml/cid" xmlns:w16="http://schemas.microsoft.com/office/word/2018/wordml" xmlns:w16du="http://schemas.microsoft.com/office/word/2023/wordml/word16du" xmlns:w16sdtdh="http://schemas.microsoft.com/office/word/2020/wordml/sdtdatahash" xmlns:w16sdtfl="http://schemas.microsoft.com/office/word/2024/wordml/sdtformatlock" xmlns:w16se="http://schemas.microsoft.com/office/word/2015/wordml/symex" xmlns:wpg="http://schemas.microsoft.com/office/word/2010/wordprocessingGroup" xmlns:wpi="http://schemas.microsoft.com/office/word/2010/wordprocessingInk" xmlns:wne="http://schemas.microsoft.com/office/word/2006/wordml" xmlns:wps="http://schemas.microsoft.com/office/word/2010/wordprocessingShape" mc:Ignorable="w14 w15 w16se w16cid w16 w16cex w16sdtdh w16sdtfl w16du wp14">
+  <w:p>
+    <w:pPr>
+      <w:pStyle w:val="Header"/>
+    </w:pPr>
+    <w:r>
+      <w:rPr>
+        <w:noProof/>
+      </w:rPr>
+      <w:drawing>
+        <wp:anchor distT="0" distB="0" distL="114300" distR="114300" simplePos="0" relativeHeight="251658240" behindDoc="0" locked="0" layoutInCell="1" allowOverlap="1" wp14:anchorId="7D5629E6" wp14:editId="32A5F46D">
+          <wp:simplePos x="0" y="0"/>
+          <wp:positionH relativeFrom="margin">
+            <wp:align>center</wp:align>
+          </wp:positionH>
+          <wp:positionV relativeFrom="paragraph">
+            <wp:posOffset>68580</wp:posOffset>
+          </wp:positionV>
+          <wp:extent cx="612250" cy="911232"/>
+          <wp:effectExtent l="0" t="0" r="0" b="3175"/>
+          <wp:wrapTopAndBottom/>
+          <wp:docPr id="7" name="Picture 7" descr="A close-up of a logo&#10;&#10;Description automatically generated with low confidence"/>
+          <wp:cNvGraphicFramePr>
+            <a:graphicFrameLocks xmlns:a="http://schemas.openxmlformats.org/drawingml/2006/main" noChangeAspect="1"/>
+          </wp:cNvGraphicFramePr>
+          <a:graphic xmlns:a="http://schemas.openxmlformats.org/drawingml/2006/main">
+            <a:graphicData uri="http://schemas.openxmlformats.org/drawingml/2006/picture">
+              <pic:pic xmlns:pic="http://schemas.openxmlformats.org/drawingml/2006/picture">
+                <pic:nvPicPr>
+                  <pic:cNvPr id="7" name="Picture 7" descr="A close-up of a logo&#10;&#10;Description automatically generated with low confidence"/>
+                  <pic:cNvPicPr>
+                    <a:picLocks noChangeAspect="1" noChangeArrowheads="1"/>
+                  </pic:cNvPicPr>
+                </pic:nvPicPr>
+                <pic:blipFill>
+                  <a:blip r:embed="rId1">
+                    <a:extLst>
+                      <a:ext uri="{28A0092B-C50C-407E-A947-70E740481C1C}">
+                        <a14:useLocalDpi xmlns:a14="http://schemas.microsoft.com/office/drawing/2010/main" val="0"/>
+                      </a:ext>
+                    </a:extLst>
+                  </a:blip>
+                  <a:srcRect/>
+                  <a:stretch>
+                    <a:fillRect/>
+                  </a:stretch>
+                </pic:blipFill>
+                <pic:spPr bwMode="auto">
+                  <a:xfrm>
+                    <a:off x="0" y="0"/>
+                    <a:ext cx="612250" cy="911232"/>
+                  </a:xfrm>
+                  <a:prstGeom prst="rect">
+                    <a:avLst/>
+                  </a:prstGeom>
+                  <a:noFill/>
+                </pic:spPr>
+              </pic:pic>
+            </a:graphicData>
+          </a:graphic>
+        </wp:anchor>
+      </w:drawing>
+    </w:r>
+  </w:p>
+</w:hdr>
 </file>
 
 <file path=word/numbering.xml><?xml version="1.0" encoding="utf-8"?>
@@ -18359,7 +18273,7 @@
 </file>
 
 <file path=customXml/itemProps1.xml><?xml version="1.0" encoding="utf-8"?>
-<ds:datastoreItem xmlns:ds="http://schemas.openxmlformats.org/officeDocument/2006/customXml" ds:itemID="{E4C5D0D8-FC09-4EB8-88C5-03CFD221A978}">
+<ds:datastoreItem xmlns:ds="http://schemas.openxmlformats.org/officeDocument/2006/customXml" ds:itemID="{9A456BCA-EFB5-492F-A197-81B23BD90B8D}">
   <ds:schemaRefs>
     <ds:schemaRef ds:uri="http://schemas.openxmlformats.org/officeDocument/2006/bibliography"/>
   </ds:schemaRefs>

--- a/PP-salygos/templates/TSD_LTEN_PASIULYMAS.docx
+++ b/PP-salygos/templates/TSD_LTEN_PASIULYMAS.docx
@@ -1982,7 +1982,7 @@
                 <w:szCs w:val="20"/>
                 <w:lang w:val="en-GB"/>
               </w:rPr>
-              <w:t xml:space="preserve"> telephone No. and e-mail of the person responsible for the implementation of the Contract appointed by a Supplier / responsible partner of the Supplier group</w:t>
+              <w:t xml:space="preserve">telephone No. and e-mail of the person responsible for the implementation of the Contract appointed by a Supplier / responsible partner of the Supplier group</w:t>
             </w:r>
           </w:p>
         </w:tc>
@@ -2843,7 +2843,7 @@
                 <w:szCs w:val="20"/>
                 <w:lang w:val="en-US"/>
               </w:rPr>
-              <w:t xml:space="preserve">By submitting the Tender we confirm that all the goods (materials used, equipment) offered, whether independently or used for the execution of works or the provision of services, will meet the requirements the Contracting Entity and will not be imported from the countries or their parts, territories (special status zones), from which imports of such supplied goods (materials used, equipment) are prohibited by decisions of the United Nations Security Council or in the case of restrictive measures (sanctions) by the United States, the European Union or international sanctions of other international organizations, the member or participant  of which is the Republic of Lithuania. Upon written request of the Contracting Entity, documents confirming the country of origin of the goods (materials used, equipment), the manufacturer and its shareholders will be submitted within the deadline specified by the Contracting Entity. </w:t>
+              <w:t xml:space="preserve">By submitting the Tender we confirm that all the goods (materials used, equipment) offered, whether independently or used for the execution of works or the provision of services, will meet the requirements the Contracting Entity and will not be imported from the countries or their parts, territories (special status zones), from which imports of such supplied goods (materials used, equipment) are prohibited by decisions of the United Nations Security Council or in the case of restrictive measures (sanctions) by the United States, the European Union or international sanctions of other international organizations, the member or participant of which is the Republic of Lithuania. Upon written request of the Contracting Entity, documents confirming the country of origin of the goods (materials used, equipment), the manufacturer and its shareholders will be submitted within the deadline specified by the Contracting Entity. </w:t>
             </w:r>
           </w:p>
         </w:tc>
@@ -2973,7 +2973,7 @@
                 <w:sz w:val="20"/>
                 <w:szCs w:val="20"/>
               </w:rPr>
-              <w:t xml:space="preserve"> d. EPSO-G valdybos patvirtintu EPSO-G įmonių grupės  </w:t>
+              <w:t xml:space="preserve"> d. EPSO-G valdybos patvirtintu EPSO-G įmonių grupės </w:t>
             </w:r>
             <w:r>
               <w:rPr>
@@ -3007,7 +3007,7 @@
                 <w:sz w:val="20"/>
                 <w:szCs w:val="20"/>
               </w:rPr>
-              <w:t xml:space="preserve">  ir 2023 m. birželio 29 d. EPSO-G valdybos patvirtinta EPSO-G įmonių grupės antikorupcinės veiklos politika</w:t>
+              <w:t xml:space="preserve"> ir 2023 m. birželio 29 d. EPSO-G valdybos patvirtinta EPSO-G įmonių grupės antikorupcinės veiklos politika</w:t>
             </w:r>
             <w:r>
               <w:rPr>
@@ -3033,7 +3033,7 @@
                 <w:sz w:val="20"/>
                 <w:szCs w:val="20"/>
               </w:rPr>
-              <w:t xml:space="preserve">  </w:t>
+              <w:t xml:space="preserve"/>
             </w:r>
             <w:r>
               <w:rPr>
@@ -3081,7 +3081,7 @@
                 <w:szCs w:val="20"/>
                 <w:lang w:val="en-GB"/>
               </w:rPr>
-              <w:t xml:space="preserve">I undertake to ensure that the Supplier/members of the Supplier Group represented by me and the Sub-Suppliers, and Economic entities whose capacity is relied on,  are familiar with </w:t>
+              <w:t xml:space="preserve">I undertake to ensure that the Supplier/members of the Supplier Group represented by me and the Sub-Suppliers, and Economic entities whose capacity is relied on, are familiar with </w:t>
             </w:r>
             <w:r>
               <w:rPr>
@@ -3130,7 +3130,7 @@
                 <w:szCs w:val="20"/>
                 <w:lang w:val="en-GB"/>
               </w:rPr>
-              <w:t xml:space="preserve">  approved by the EPSO-G board on </w:t>
+              <w:t xml:space="preserve"> approved by the EPSO-G board on </w:t>
             </w:r>
             <w:r>
               <w:rPr>
@@ -3194,7 +3194,7 @@
                 <w:szCs w:val="20"/>
                 <w:lang w:val="en-GB"/>
               </w:rPr>
-              <w:t xml:space="preserve">  and the EPSO-G Company Group Anti-Corruption Policy</w:t>
+              <w:t xml:space="preserve"> and the EPSO-G Company Group Anti-Corruption Policy</w:t>
             </w:r>
             <w:r>
               <w:rPr>
@@ -3228,7 +3228,7 @@
                 <w:szCs w:val="20"/>
                 <w:lang w:val="en-GB"/>
               </w:rPr>
-              <w:t xml:space="preserve">   approved by the EPSO-G board on 29</w:t>
+              <w:t xml:space="preserve">approved by the EPSO-G board on 29</w:t>
             </w:r>
             <w:r>
               <w:rPr>
@@ -3500,7 +3500,7 @@
                 <w:sz w:val="20"/>
                 <w:szCs w:val="20"/>
               </w:rPr>
-              <w:t xml:space="preserve">.  Teikdami </w:t>
+              <w:t xml:space="preserve">. Teikdami </w:t>
             </w:r>
             <w:r>
               <w:rPr>
@@ -4863,7 +4863,7 @@
                 <w:szCs w:val="20"/>
                 <w:lang w:eastAsia="zh-CN"/>
               </w:rPr>
-              <w:t xml:space="preserve"> kai sandorio pagrindu susidarytų aplinkybės, nurodytos Nacionaliniam saugumui užtikrinti svarbių objektų apsaugos įstatymo 13 straipsnio 4 dalies 1 punkte, ir:</w:t>
+              <w:t xml:space="preserve">kai sandorio pagrindu susidarytų aplinkybės, nurodytos Nacionaliniam saugumui užtikrinti svarbių objektų apsaugos įstatymo 13 straipsnio 4 dalies 1 punkte, ir:</w:t>
             </w:r>
           </w:p>
         </w:tc>
@@ -4904,7 +4904,7 @@
                 <w:szCs w:val="20"/>
                 <w:lang w:val="en-US"/>
               </w:rPr>
-              <w:t xml:space="preserve"> when on the basis of the contract agreement, the circumstances defined in Article of  13 Part 4 (1) the Law on the Protection of Objects of Importance for Ensuring National Security of the Republic of Lithuania deem to arise, and:</w:t>
+              <w:t xml:space="preserve">when on the basis of the contract agreement, the circumstances defined in Article of 13 Part 4 (1) the Law on the Protection of Objects of Importance for Ensuring National Security of the Republic of Lithuania deem to arise, and:</w:t>
             </w:r>
             <w:commentRangeStart w:id="8"/>
             <w:commentRangeEnd w:id="8"/>
@@ -6115,7 +6115,7 @@
                 <w:szCs w:val="20"/>
                 <w:lang w:val="en-GB"/>
               </w:rPr>
-              <w:t>the goods  originate or the services are provided from countries or territories included in the list provided for in Article 92 (15) of the LPP;</w:t>
+              <w:t>the goods originate or the services are provided from countries or territories included in the list provided for in Article 92 (15) of the LPP;</w:t>
             </w:r>
           </w:p>
         </w:tc>
@@ -6433,7 +6433,7 @@
                 <w:szCs w:val="20"/>
                 <w:lang w:eastAsia="lt-LT"/>
               </w:rPr>
-              <w:t xml:space="preserve"> ūkio subjektų grupės, kurios bet kuris narys vykdo veiklą VPĮ  92 straipsnio 15 dalyje numatytame sąraše nurodytose valstybėse ar teritorijose, narys arba jos vadovas, kitas valdymo ar priežiūros organo narys ar kitas (kiti) asmuo (asmenys), turintis (turintys) teisę atstovauti tiekėjui, subtiekėjui, ūkio subjektui, kurio pajėgumais remiamasi, ar jį kontroliuoti, jo vardu priimti sprendimą, sudaryti sandorį, ir tokiu būdu dalyvauja tokių ūkio subjektų grupių ir (ar) ūkio subjektų veikloje.</w:t>
+              <w:t xml:space="preserve"> ūkio subjektų grupės, kurios bet kuris narys vykdo veiklą VPĮ 92 straipsnio 15 dalyje numatytame sąraše nurodytose valstybėse ar teritorijose, narys arba jos vadovas, kitas valdymo ar priežiūros organo narys ar kitas (kiti) asmuo (asmenys), turintis (turintys) teisę atstovauti tiekėjui, subtiekėjui, ūkio subjektui, kurio pajėgumais remiamasi, ar jį kontroliuoti, jo vardu priimti sprendimą, sudaryti sandorį, ir tokiu būdu dalyvauja tokių ūkio subjektų grupių ir (ar) ūkio subjektų veikloje.</w:t>
             </w:r>
           </w:p>
         </w:tc>
@@ -6464,7 +6464,7 @@
                 <w:szCs w:val="20"/>
                 <w:lang w:val="en-GB"/>
               </w:rPr>
-              <w:t>The supplier, its subcontractor, or the economic operator whose capacities are relied upon  operate in the states or territories listed in Article 92(15) of the LPP</w:t>
+              <w:t>The supplier, its subcontractor, or the economic operator whose capacities are relied upon operate in the states or territories listed in Article 92(15) of the LPP</w:t>
             </w:r>
             <w:r>
               <w:rPr>
@@ -6819,7 +6819,7 @@
                 <w:szCs w:val="20"/>
                 <w:lang w:val="en-GB"/>
               </w:rPr>
-              <w:t xml:space="preserve">the Supplier I represent (and none of the companies which are members of our consortium) is not a legal person, entity or body whose proprietary rights are directly or indirectly owned for more than 50 % by an entity referred to in  </w:t>
+              <w:t xml:space="preserve">the Supplier I represent (and none of the companies which are members of our consortium) is not a legal person, entity or body whose proprietary rights are directly or indirectly owned for more than 50 % by an entity referred to in </w:t>
             </w:r>
             <w:r>
               <w:rPr>
@@ -7374,7 +7374,7 @@
                 <w:szCs w:val="20"/>
                 <w:lang w:eastAsia="lt-LT"/>
               </w:rPr>
-              <w:t xml:space="preserve">r) remsiuosi, prekių gamintojams ar juos kontroliuojantiems juridiniams ir (ar) fiziniams asmenims netaikomos  </w:t>
+              <w:t xml:space="preserve">r) remsiuosi, prekių gamintojams ar juos kontroliuojantiems juridiniams ir (ar) fiziniams asmenims netaikomos </w:t>
             </w:r>
             <w:r>
               <w:rPr>
@@ -7416,7 +7416,7 @@
                 <w:szCs w:val="20"/>
                 <w:lang w:val="en-GB"/>
               </w:rPr>
-              <w:t xml:space="preserve">I declare under honour that the supplier, sub-suppliers whom I have invoked or will invoke in the future, economic operators whose capabilities I rely on and/or will rely on, manufacturers of goods, or the legal or natural persons who control them  are not subject to international sanctions (restrictive measures) implemented by the United Nations Security Council, the European Union, other international organizations of which the Republic of Lithuania is a member or participant, or by the United States of America. The </w:t>
+              <w:t xml:space="preserve">I declare under honour that the supplier, sub-suppliers whom I have invoked or will invoke in the future, economic operators whose capabilities I rely on and/or will rely on, manufacturers of goods, or the legal or natural persons who control them are not subject to international sanctions (restrictive measures) implemented by the United Nations Security Council, the European Union, other international organizations of which the Republic of Lithuania is a member or participant, or by the United States of America. The </w:t>
             </w:r>
             <w:r>
               <w:rPr>
@@ -7591,7 +7591,7 @@
                 <w:szCs w:val="20"/>
                 <w:lang w:val="en-GB"/>
               </w:rPr>
-              <w:t xml:space="preserve"> are  registered (the Supplier, the Sub-supplier, a member of the Supplier group, the Economic entity on whose capacities the Supplier relies on, the Quasi-Sub-supplier, a natural person is not a permanent resident or has a citizenship) in a member state of the European Union, member state of the North Atlantic Treaty Organization or in a third country which is a signatory to the international agreements referred to in Article 29 (4) of the LP</w:t>
+              <w:t xml:space="preserve"> are registered (the Supplier, the Sub-supplier, a member of the Supplier group, the Economic entity on whose capacities the Supplier relies on, the Quasi-Sub-supplier, a natural person is not a permanent resident or has a citizenship) in a member state of the European Union, member state of the North Atlantic Treaty Organization or in a third country which is a signatory to the international agreements referred to in Article 29 (4) of the LP</w:t>
             </w:r>
             <w:commentRangeEnd w:id="17"/>
             <w:r>
@@ -8864,7 +8864,7 @@
                 <w:szCs w:val="20"/>
                 <w:lang w:val="en-GB" w:eastAsia="lt-LT"/>
               </w:rPr>
-              <w:t xml:space="preserve"> No. </w:t>
+              <w:t xml:space="preserve">No. </w:t>
             </w:r>
             <w:r>
               <w:rPr>
@@ -9174,7 +9174,7 @@
                 <w:szCs w:val="20"/>
                 <w:lang w:val="en-GB" w:eastAsia="lt-LT"/>
               </w:rPr>
-              <w:t xml:space="preserve"> No. </w:t>
+              <w:t xml:space="preserve">No. </w:t>
             </w:r>
             <w:r>
               <w:rPr>
@@ -9483,7 +9483,7 @@
                 <w:szCs w:val="20"/>
                 <w:lang w:val="en-GB" w:eastAsia="lt-LT"/>
               </w:rPr>
-              <w:t xml:space="preserve"> No. </w:t>
+              <w:t xml:space="preserve">No. </w:t>
             </w:r>
             <w:r>
               <w:rPr>
@@ -13540,7 +13540,7 @@
                 <w:sz w:val="20"/>
                 <w:szCs w:val="20"/>
               </w:rPr>
-              <w:t>Tiekėjo EBVPD  ir pagrindžiantys dokumentai</w:t>
+              <w:t>Tiekėjo EBVPD ir pagrindžiantys dokumentai</w:t>
             </w:r>
           </w:p>
         </w:tc>
@@ -14417,7 +14417,7 @@
           <w:sz w:val="16"/>
           <w:szCs w:val="16"/>
         </w:rPr>
-        <w:t xml:space="preserve"> </w:t>
+        <w:t xml:space="preserve"/>
       </w:r>
       <w:r>
         <w:rPr>

--- a/PP-salygos/templates/TSD_LTEN_PASIULYMAS.docx
+++ b/PP-salygos/templates/TSD_LTEN_PASIULYMAS.docx
@@ -7591,7 +7591,7 @@
                 <w:szCs w:val="20"/>
                 <w:lang w:val="en-GB"/>
               </w:rPr>
-              <w:t xml:space="preserve"> are registered (the Supplier, the Sub-supplier, a member of the Supplier group, the Economic entity on whose capacities the Supplier relies on, the Quasi-Sub-supplier, a natural person is not a permanent resident or has a citizenship) in a member state of the European Union, member state of the North Atlantic Treaty Organization or in a third country which is a signatory to the international agreements referred to in Article 29 (4) of the LP</w:t>
+              <w:t xml:space="preserve"> are registered (the Supplier, the Sub-supplier, a member of the Supplier group, the Economic entity on whose capacities the Supplier relies, the Quasi-Sub-supplier, a natural person is not a permanent resident or has a citizenship) in a member state of the European Union, member state of the North Atlantic Treaty Organization or in a third country which is a signatory to the international agreements referred to in Article 29 (4) of the LP</w:t>
             </w:r>
             <w:commentRangeEnd w:id="17"/>
             <w:r>
@@ -13641,7 +13641,7 @@
                 <w:szCs w:val="20"/>
                 <w:lang w:val="en-US"/>
               </w:rPr>
-              <w:t xml:space="preserve"> in accordance with Article 32 (2) of the LP, PPO and case law, that states that the Supplier's data on the existence / absence of grounds for exclusion, the qualification data on which the supplier relies on in order to win the public procurement, cannot be considered confidential, except for such qualification documents, the disclosure of which would violate the Supplier's obligations under contracts with third parties </w:t>
+              <w:t xml:space="preserve"> in accordance with Article 32 (2) of the LP, PPO and case law, that states that the Supplier's data on the existence / absence of grounds for exclusion, the qualification data on which the supplier relies in order to win the public procurement, cannot be considered confidential, except for such qualification documents, the disclosure of which would violate the Supplier's obligations under contracts with third parties </w:t>
             </w:r>
             <w:r>
               <w:rPr>

--- a/PP-salygos/templates/TSD_LTEN_PASIULYMAS.docx
+++ b/PP-salygos/templates/TSD_LTEN_PASIULYMAS.docx
@@ -7512,7 +7512,7 @@
                 <w:szCs w:val="20"/>
                 <w:lang w:eastAsia="zh-CN"/>
               </w:rPr>
-              <w:t>Patvirtinu, kad Tiekėjas, Subtiekėjai, kuriuos esu pasitelkęs ar pasitelksiu ateityje, Ūkio subjektai, kurių pajėgumais remiuosi ar (ir) remsiuosi, yra registruoti (Tiekėjas, Tiekėjų grupės narys, Subtiekėjas, Ūkio subjektas, kurio pajėgumais remiamasi, Kvazisubtiekėjas, kuris yra fizinis asmuo – nuolat gyvenantis ar turintys pilietybę) Europos Sąjungos valstybėje narėje, Šiaurės Atlanto sutarties organizacijos valstybėje narėje ar trečiojoje šalyje, pasirašiusioje PĮ 29 straipsnio 4 dalyje nurodytus tarptautinius susitarimus.</w:t>
+              <w:t>Patvirtinu, kad Tiekėjas, Subtiekėjai, kuriuos esu pasitelkęs ar pasitelksiu ateityje, Ūkio subjektai, kurių pajėgumais remiuosi ar (ir) remsiuosi, yra registruoti (jeigu Tiekėjas, Tiekėjų grupės narys, Subtiekėjas, Ūkio subjektas, kurio pajėgumais remiamasi, ar Kvazisubtiekėjas yra fizinis asmuo – nuolat gyvenantis ar turintis pilietybę) Europos Sąjungos valstybėje narėje, Šiaurės Atlanto sutarties organizacijos valstybėje narėje ar trečiojoje šalyje, pasirašiusioje PĮ 29 straipsnio 4 dalyje nurodytus tarptautinius susitarimus.</w:t>
             </w:r>
           </w:p>
           <w:p>

--- a/PP-salygos/templates/TSD_LTEN_PASIULYMAS.docx
+++ b/PP-salygos/templates/TSD_LTEN_PASIULYMAS.docx
@@ -4124,7 +4124,7 @@
           <w:sz w:val="20"/>
           <w:szCs w:val="20"/>
         </w:rPr>
-        <w:t>1.4.1. lentelė</w:t>
+        <w:t>1.5.1. lentelė</w:t>
       </w:r>
       <w:r>
         <w:rPr>
@@ -4149,7 +4149,7 @@
           <w:sz w:val="20"/>
           <w:szCs w:val="20"/>
         </w:rPr>
-        <w:t>.4.1.</w:t>
+        <w:t>.5.1.</w:t>
       </w:r>
     </w:p>
     <w:tbl>

--- a/PP-salygos/templates/TSD_LTEN_PASIULYMAS.docx
+++ b/PP-salygos/templates/TSD_LTEN_PASIULYMAS.docx
@@ -7015,7 +7015,7 @@
                 <w:szCs w:val="20"/>
                 <w:lang w:val="en-GB"/>
               </w:rPr>
-              <w:t xml:space="preserve">’s section </w:t>
+              <w:t xml:space="preserve">s section </w:t>
             </w:r>
             <w:r>
               <w:rPr>

--- a/PP-salygos/templates/TSD_LTEN_PASIULYMAS.docx
+++ b/PP-salygos/templates/TSD_LTEN_PASIULYMAS.docx
@@ -6278,7 +6278,7 @@
                 <w:lang w:val="en-GB"/>
               </w:rPr>
               <w:lastRenderedPageBreak/>
-              <w:t xml:space="preserve">The Government of the Republic of Lithuania, in accordance with the criteria established in the Law on the Protection of Objects Important for Ensuring National Security, has adopted a decision confirming that the entities </w:t>
+              <w:t xml:space="preserve">The Government of the Republic of Lithuania, in accordance with the criteria established in the Law on the Protection of Objects Important for Ensuring National Security, has adopted a decision confirming that the entities specified in Clauses 1.8.1 and 1.8.2 of this section</w:t>
             </w:r>
             <w:r>
               <w:rPr>
@@ -6288,43 +6288,43 @@
                 <w:lang w:val="en-GB"/>
               </w:rPr>
               <w:lastRenderedPageBreak/>
-              <w:t>specified in Clauses 1.</w:t>
-            </w:r>
-            <w:r>
-              <w:rPr>
-                <w:rFonts w:ascii="Arial" w:hAnsi="Arial" w:cs="Arial"/>
-                <w:sz w:val="20"/>
-                <w:szCs w:val="20"/>
-                <w:lang w:val="en-GB"/>
-              </w:rPr>
-              <w:t>8</w:t>
-            </w:r>
-            <w:r>
-              <w:rPr>
-                <w:rFonts w:ascii="Arial" w:hAnsi="Arial" w:cs="Arial"/>
-                <w:sz w:val="20"/>
-                <w:szCs w:val="20"/>
-                <w:lang w:val="en-GB"/>
-              </w:rPr>
-              <w:t>.1. and / or 1.</w:t>
-            </w:r>
-            <w:r>
-              <w:rPr>
-                <w:rFonts w:ascii="Arial" w:hAnsi="Arial" w:cs="Arial"/>
-                <w:sz w:val="20"/>
-                <w:szCs w:val="20"/>
-                <w:lang w:val="en-GB"/>
-              </w:rPr>
-              <w:t>8</w:t>
-            </w:r>
-            <w:r>
-              <w:rPr>
-                <w:rFonts w:ascii="Arial" w:hAnsi="Arial" w:cs="Arial"/>
-                <w:sz w:val="20"/>
-                <w:szCs w:val="20"/>
-                <w:lang w:val="en-GB"/>
-              </w:rPr>
-              <w:t>.2. of the GPC do not meet national security interests;</w:t>
+              <w:t/>
+            </w:r>
+            <w:r>
+              <w:rPr>
+                <w:rFonts w:ascii="Arial" w:hAnsi="Arial" w:cs="Arial"/>
+                <w:sz w:val="20"/>
+                <w:szCs w:val="20"/>
+                <w:lang w:val="en-GB"/>
+              </w:rPr>
+              <w:t/>
+            </w:r>
+            <w:r>
+              <w:rPr>
+                <w:rFonts w:ascii="Arial" w:hAnsi="Arial" w:cs="Arial"/>
+                <w:sz w:val="20"/>
+                <w:szCs w:val="20"/>
+                <w:lang w:val="en-GB"/>
+              </w:rPr>
+              <w:t/>
+            </w:r>
+            <w:r>
+              <w:rPr>
+                <w:rFonts w:ascii="Arial" w:hAnsi="Arial" w:cs="Arial"/>
+                <w:sz w:val="20"/>
+                <w:szCs w:val="20"/>
+                <w:lang w:val="en-GB"/>
+              </w:rPr>
+              <w:t/>
+            </w:r>
+            <w:r>
+              <w:rPr>
+                <w:rFonts w:ascii="Arial" w:hAnsi="Arial" w:cs="Arial"/>
+                <w:sz w:val="20"/>
+                <w:szCs w:val="20"/>
+                <w:lang w:val="en-GB"/>
+              </w:rPr>
+              <w:t xml:space="preserve"> do not meet national security interests;</w:t>
             </w:r>
           </w:p>
         </w:tc>
